--- a/exercises/Bài tập 040 - Can Could.docx
+++ b/exercises/Bài tập 040 - Can Could.docx
@@ -9,6 +9,7 @@
         <w:rPr>
           <w:rFonts w:ascii="Arial" w:hAnsi="Arial" w:cs="Arial"/>
           <w:b/>
+          <w:color w:val="000000"/>
           <w:sz w:val="32"/>
         </w:rPr>
       </w:pPr>
@@ -16,6 +17,7 @@
         <w:rPr>
           <w:rFonts w:ascii="Arial" w:hAnsi="Arial" w:cs="Arial"/>
           <w:b/>
+          <w:color w:val="000000"/>
           <w:sz w:val="32"/>
         </w:rPr>
         <w:t>BÀI TẬP NGÀY 40</w:t>
@@ -28,6 +30,7 @@
         <w:rPr>
           <w:rFonts w:ascii="Arial" w:hAnsi="Arial" w:cs="Arial"/>
           <w:b/>
+          <w:color w:val="000000"/>
           <w:sz w:val="36"/>
         </w:rPr>
       </w:pPr>
@@ -35,619 +38,1666 @@
         <w:rPr>
           <w:rFonts w:ascii="Arial" w:hAnsi="Arial" w:cs="Arial"/>
           <w:b/>
+          <w:color w:val="000000"/>
           <w:sz w:val="36"/>
         </w:rPr>
         <w:t>CAN / COULD</w:t>
       </w:r>
     </w:p>
     <w:p>
-      <w:r>
+      <w:pPr>
+        <w:rPr>
+          <w:color w:val="000000"/>
+        </w:rPr>
+      </w:pPr>
+      <w:r>
+        <w:rPr>
+          <w:color w:val="000000"/>
+        </w:rPr>
         <w:t>Họ và tên: __________________________                         Điểm: ________/100</w:t>
       </w:r>
     </w:p>
     <w:p>
       <w:pPr>
         <w:pStyle w:val="Heading1"/>
-      </w:pPr>
-      <w:r>
+        <w:spacing w:before="60"/>
+      </w:pPr>
+      <w:r>
+        <w:lastRenderedPageBreak/>
         <w:t>PHẦN 1. CHỌN ĐÁP ÁN ĐÚNG (10 điểm)</w:t>
       </w:r>
     </w:p>
     <w:p>
-      <w:r>
+      <w:pPr>
+        <w:keepNext/>
+        <w:spacing w:before="120" w:after="60"/>
+        <w:rPr>
+          <w:color w:val="000000"/>
+        </w:rPr>
+      </w:pPr>
+      <w:r>
+        <w:rPr>
+          <w:color w:val="000000"/>
+        </w:rPr>
         <w:t>1. She can ______ English.   A. speaks   B. speak   C. to speak</w:t>
       </w:r>
     </w:p>
     <w:p>
-      <w:r>
+      <w:pPr>
+        <w:keepNext/>
+        <w:spacing w:before="120" w:after="60"/>
+        <w:rPr>
+          <w:color w:val="000000"/>
+        </w:rPr>
+      </w:pPr>
+      <w:r>
+        <w:rPr>
+          <w:color w:val="000000"/>
+        </w:rPr>
         <w:t>2. I ______ swim when I was five.   A. can   B. could   C. am</w:t>
       </w:r>
     </w:p>
     <w:p>
-      <w:r>
+      <w:pPr>
+        <w:keepNext/>
+        <w:spacing w:before="120" w:after="60"/>
+        <w:rPr>
+          <w:color w:val="000000"/>
+        </w:rPr>
+      </w:pPr>
+      <w:r>
+        <w:rPr>
+          <w:color w:val="000000"/>
+        </w:rPr>
         <w:t>3. He ______ drive, so he takes the bus.   A. can't   B. doesn't can   C. not can</w:t>
       </w:r>
     </w:p>
     <w:p>
-      <w:r>
+      <w:pPr>
+        <w:keepNext/>
+        <w:spacing w:before="120" w:after="60"/>
+        <w:rPr>
+          <w:color w:val="000000"/>
+        </w:rPr>
+      </w:pPr>
+      <w:r>
+        <w:rPr>
+          <w:color w:val="000000"/>
+        </w:rPr>
         <w:t>4. ______ you help me, please?   A. Do can   B. Could   C. Are</w:t>
       </w:r>
     </w:p>
     <w:p>
-      <w:r>
+      <w:pPr>
+        <w:keepNext/>
+        <w:spacing w:before="120" w:after="60"/>
+        <w:rPr>
+          <w:color w:val="000000"/>
+        </w:rPr>
+      </w:pPr>
+      <w:r>
+        <w:rPr>
+          <w:color w:val="000000"/>
+        </w:rPr>
         <w:t>5. Can I sit here? – Yes, you ______.   A. could   B. do   C. can</w:t>
       </w:r>
     </w:p>
     <w:p>
-      <w:r>
+      <w:pPr>
+        <w:keepNext/>
+        <w:spacing w:before="120" w:after="60"/>
+        <w:rPr>
+          <w:color w:val="000000"/>
+        </w:rPr>
+      </w:pPr>
+      <w:r>
+        <w:rPr>
+          <w:color w:val="000000"/>
+        </w:rPr>
         <w:t>6. It ______ rain later.   A. could   B. does can   C. is could</w:t>
       </w:r>
     </w:p>
     <w:p>
-      <w:r>
+      <w:pPr>
+        <w:keepNext/>
+        <w:spacing w:before="120" w:after="60"/>
+        <w:rPr>
+          <w:color w:val="000000"/>
+        </w:rPr>
+      </w:pPr>
+      <w:r>
+        <w:rPr>
+          <w:color w:val="000000"/>
+        </w:rPr>
         <w:t>7. We ______ understand the teacher yesterday.   A. can't   B. couldn't   C. don't</w:t>
       </w:r>
     </w:p>
     <w:p>
-      <w:r>
+      <w:pPr>
+        <w:keepNext/>
+        <w:spacing w:before="120" w:after="60"/>
+        <w:rPr>
+          <w:color w:val="000000"/>
+        </w:rPr>
+      </w:pPr>
+      <w:r>
+        <w:rPr>
+          <w:color w:val="000000"/>
+        </w:rPr>
         <w:t>8. You ______ try calling her again.   A. could   B. are   C. did</w:t>
       </w:r>
     </w:p>
     <w:p>
-      <w:r>
+      <w:pPr>
+        <w:keepNext/>
+        <w:spacing w:before="120" w:after="60"/>
+        <w:rPr>
+          <w:color w:val="000000"/>
+        </w:rPr>
+      </w:pPr>
+      <w:r>
+        <w:rPr>
+          <w:color w:val="000000"/>
+        </w:rPr>
         <w:t>9. ______ I borrow your pen?   A. Could   B. Did   C. Am</w:t>
       </w:r>
     </w:p>
     <w:p>
-      <w:r>
+      <w:pPr>
+        <w:keepNext/>
+        <w:spacing w:before="120" w:after="60"/>
+        <w:rPr>
+          <w:color w:val="000000"/>
+        </w:rPr>
+      </w:pPr>
+      <w:r>
+        <w:rPr>
+          <w:color w:val="000000"/>
+        </w:rPr>
         <w:t>10. Driving fast ______ be dangerous.   A. cans   B. can   C. can to</w:t>
       </w:r>
     </w:p>
     <w:p>
       <w:pPr>
         <w:pStyle w:val="Heading1"/>
+        <w:spacing w:before="240"/>
       </w:pPr>
       <w:r>
         <w:t>PHẦN 2. ĐIỀN CAN, CAN'T, COULD HOẶC COULDN'T (10 điểm)</w:t>
       </w:r>
     </w:p>
     <w:p>
-      <w:r>
+      <w:pPr>
+        <w:keepNext/>
+        <w:spacing w:before="120" w:after="60"/>
+        <w:rPr>
+          <w:color w:val="000000"/>
+        </w:rPr>
+      </w:pPr>
+      <w:r>
+        <w:rPr>
+          <w:color w:val="000000"/>
+        </w:rPr>
         <w:t>1. I ______ speak Vietnamese and English now.</w:t>
       </w:r>
     </w:p>
     <w:p>
-      <w:r>
+      <w:pPr>
+        <w:keepNext/>
+        <w:spacing w:before="120" w:after="60"/>
+        <w:rPr>
+          <w:color w:val="000000"/>
+        </w:rPr>
+      </w:pPr>
+      <w:r>
+        <w:rPr>
+          <w:color w:val="000000"/>
+        </w:rPr>
         <w:t>2. She ______ read when she was four.</w:t>
       </w:r>
     </w:p>
     <w:p>
-      <w:r>
+      <w:pPr>
+        <w:keepNext/>
+        <w:spacing w:before="120" w:after="60"/>
+        <w:rPr>
+          <w:color w:val="000000"/>
+        </w:rPr>
+      </w:pPr>
+      <w:r>
+        <w:rPr>
+          <w:color w:val="000000"/>
+        </w:rPr>
         <w:t>3. Nam is sick, so he ______ come today.</w:t>
       </w:r>
     </w:p>
     <w:p>
-      <w:r>
+      <w:pPr>
+        <w:keepNext/>
+        <w:spacing w:before="120" w:after="60"/>
+        <w:rPr>
+          <w:color w:val="000000"/>
+        </w:rPr>
+      </w:pPr>
+      <w:r>
+        <w:rPr>
+          <w:color w:val="000000"/>
+        </w:rPr>
         <w:t>4. We ______ see the stars last night because it was cloudy.</w:t>
       </w:r>
     </w:p>
     <w:p>
-      <w:r>
+      <w:pPr>
+        <w:keepNext/>
+        <w:spacing w:before="120" w:after="60"/>
+        <w:rPr>
+          <w:color w:val="000000"/>
+        </w:rPr>
+      </w:pPr>
+      <w:r>
+        <w:rPr>
+          <w:color w:val="000000"/>
+        </w:rPr>
         <w:t>5. ______ you open the door, please?</w:t>
       </w:r>
     </w:p>
     <w:p>
-      <w:r>
+      <w:pPr>
+        <w:keepNext/>
+        <w:spacing w:before="120" w:after="60"/>
+        <w:rPr>
+          <w:color w:val="000000"/>
+        </w:rPr>
+      </w:pPr>
+      <w:r>
+        <w:rPr>
+          <w:color w:val="000000"/>
+        </w:rPr>
         <w:t>6. ______ I use your phone?</w:t>
       </w:r>
     </w:p>
     <w:p>
-      <w:r>
+      <w:pPr>
+        <w:keepNext/>
+        <w:spacing w:before="120" w:after="60"/>
+        <w:rPr>
+          <w:color w:val="000000"/>
+        </w:rPr>
+      </w:pPr>
+      <w:r>
+        <w:rPr>
+          <w:color w:val="000000"/>
+        </w:rPr>
         <w:t>7. My grandfather ______ run very fast when he was young.</w:t>
       </w:r>
     </w:p>
     <w:p>
-      <w:r>
+      <w:pPr>
+        <w:keepNext/>
+        <w:spacing w:before="120" w:after="60"/>
+        <w:rPr>
+          <w:color w:val="000000"/>
+        </w:rPr>
+      </w:pPr>
+      <w:r>
+        <w:rPr>
+          <w:color w:val="000000"/>
+        </w:rPr>
         <w:t>8. This road ______ be dangerous in heavy rain.</w:t>
       </w:r>
     </w:p>
     <w:p>
-      <w:r>
+      <w:pPr>
+        <w:keepNext/>
+        <w:spacing w:before="120" w:after="60"/>
+        <w:rPr>
+          <w:color w:val="000000"/>
+        </w:rPr>
+      </w:pPr>
+      <w:r>
+        <w:rPr>
+          <w:color w:val="000000"/>
+        </w:rPr>
         <w:t>9. I ______ hear you. Please speak louder.</w:t>
       </w:r>
     </w:p>
     <w:p>
-      <w:r>
+      <w:pPr>
+        <w:keepNext/>
+        <w:spacing w:before="120" w:after="60"/>
+        <w:rPr>
+          <w:color w:val="000000"/>
+        </w:rPr>
+      </w:pPr>
+      <w:r>
+        <w:rPr>
+          <w:color w:val="000000"/>
+        </w:rPr>
         <w:t>10. They tried, but they ______ solve the problem.</w:t>
       </w:r>
     </w:p>
     <w:p>
       <w:pPr>
         <w:pStyle w:val="Heading1"/>
+        <w:spacing w:before="240"/>
       </w:pPr>
       <w:r>
         <w:t>PHẦN 3. CHIA ĐỘNG TỪ TRONG NGOẶC (10 điểm)</w:t>
       </w:r>
     </w:p>
     <w:p>
-      <w:r>
+      <w:pPr>
+        <w:keepNext/>
+        <w:spacing w:before="120" w:after="60"/>
+        <w:rPr>
+          <w:color w:val="000000"/>
+        </w:rPr>
+      </w:pPr>
+      <w:r>
+        <w:rPr>
+          <w:color w:val="000000"/>
+        </w:rPr>
         <w:t>1. Lan can ______ (play) the guitar.</w:t>
       </w:r>
     </w:p>
     <w:p>
-      <w:r>
+      <w:pPr>
+        <w:keepNext/>
+        <w:spacing w:before="120" w:after="60"/>
+        <w:rPr>
+          <w:color w:val="000000"/>
+        </w:rPr>
+      </w:pPr>
+      <w:r>
+        <w:rPr>
+          <w:color w:val="000000"/>
+        </w:rPr>
         <w:t>2. Could you ______ (wait) a moment?</w:t>
       </w:r>
     </w:p>
     <w:p>
-      <w:r>
+      <w:pPr>
+        <w:keepNext/>
+        <w:spacing w:before="120" w:after="60"/>
+        <w:rPr>
+          <w:color w:val="000000"/>
+        </w:rPr>
+      </w:pPr>
+      <w:r>
+        <w:rPr>
+          <w:color w:val="000000"/>
+        </w:rPr>
         <w:t>3. I couldn't ______ (find) my keys.</w:t>
       </w:r>
     </w:p>
     <w:p>
-      <w:r>
+      <w:pPr>
+        <w:keepNext/>
+        <w:spacing w:before="120" w:after="60"/>
+        <w:rPr>
+          <w:color w:val="000000"/>
+        </w:rPr>
+      </w:pPr>
+      <w:r>
+        <w:rPr>
+          <w:color w:val="000000"/>
+        </w:rPr>
         <w:t>4. Can Nam ______ (drive) a truck?</w:t>
       </w:r>
     </w:p>
     <w:p>
-      <w:r>
+      <w:pPr>
+        <w:keepNext/>
+        <w:spacing w:before="120" w:after="60"/>
+        <w:rPr>
+          <w:color w:val="000000"/>
+        </w:rPr>
+      </w:pPr>
+      <w:r>
+        <w:rPr>
+          <w:color w:val="000000"/>
+        </w:rPr>
         <w:t>5. We could ______ (see) the sea from our room.</w:t>
       </w:r>
     </w:p>
     <w:p>
-      <w:r>
-        <w:lastRenderedPageBreak/>
+      <w:pPr>
+        <w:keepNext/>
+        <w:spacing w:before="120" w:after="60"/>
+        <w:rPr>
+          <w:color w:val="000000"/>
+        </w:rPr>
+      </w:pPr>
+      <w:r>
+        <w:rPr>
+          <w:color w:val="000000"/>
+        </w:rPr>
         <w:t>6. You can ______ (use) my computer.</w:t>
       </w:r>
     </w:p>
     <w:p>
-      <w:r>
+      <w:pPr>
+        <w:keepNext/>
+        <w:spacing w:before="120" w:after="60"/>
+        <w:rPr>
+          <w:color w:val="000000"/>
+        </w:rPr>
+      </w:pPr>
+      <w:r>
+        <w:rPr>
+          <w:color w:val="000000"/>
+        </w:rPr>
         <w:t>7. She can't ______ (come) tonight.</w:t>
       </w:r>
     </w:p>
     <w:p>
-      <w:r>
+      <w:pPr>
+        <w:keepNext/>
+        <w:spacing w:before="120" w:after="60"/>
+        <w:rPr>
+          <w:color w:val="000000"/>
+        </w:rPr>
+      </w:pPr>
+      <w:r>
+        <w:rPr>
+          <w:color w:val="000000"/>
+        </w:rPr>
         <w:t>8. Could I ______ (ask) a question?</w:t>
       </w:r>
     </w:p>
     <w:p>
-      <w:r>
+      <w:pPr>
+        <w:keepNext/>
+        <w:spacing w:before="120" w:after="60"/>
+        <w:rPr>
+          <w:color w:val="000000"/>
+        </w:rPr>
+      </w:pPr>
+      <w:r>
+        <w:rPr>
+          <w:color w:val="000000"/>
+        </w:rPr>
         <w:t>9. This idea could ______ (work).</w:t>
       </w:r>
     </w:p>
     <w:p>
-      <w:r>
+      <w:pPr>
+        <w:keepNext/>
+        <w:spacing w:before="120" w:after="60"/>
+        <w:rPr>
+          <w:color w:val="000000"/>
+        </w:rPr>
+      </w:pPr>
+      <w:r>
+        <w:rPr>
+          <w:color w:val="000000"/>
+        </w:rPr>
         <w:t>10. He could ______ (speak) French as a child.</w:t>
       </w:r>
     </w:p>
     <w:p>
       <w:pPr>
         <w:pStyle w:val="Heading1"/>
+        <w:spacing w:before="240"/>
       </w:pPr>
       <w:r>
         <w:t>PHẦN 4. CHUYỂN SANG CÂU PHỦ ĐỊNH (10 điểm)</w:t>
       </w:r>
     </w:p>
     <w:p>
-      <w:r>
+      <w:pPr>
+        <w:keepNext/>
+        <w:spacing w:before="120" w:after="60"/>
+        <w:rPr>
+          <w:color w:val="000000"/>
+        </w:rPr>
+      </w:pPr>
+      <w:r>
+        <w:rPr>
+          <w:color w:val="000000"/>
+        </w:rPr>
         <w:t>1. I can swim. → ______________________________</w:t>
       </w:r>
     </w:p>
     <w:p>
-      <w:r>
+      <w:pPr>
+        <w:keepNext/>
+        <w:spacing w:before="120" w:after="60"/>
+        <w:rPr>
+          <w:color w:val="000000"/>
+        </w:rPr>
+      </w:pPr>
+      <w:r>
+        <w:rPr>
+          <w:color w:val="000000"/>
+        </w:rPr>
         <w:t>2. She can drive. → ______________________________</w:t>
       </w:r>
     </w:p>
     <w:p>
-      <w:r>
+      <w:pPr>
+        <w:keepNext/>
+        <w:spacing w:before="120" w:after="60"/>
+        <w:rPr>
+          <w:color w:val="000000"/>
+        </w:rPr>
+      </w:pPr>
+      <w:r>
+        <w:rPr>
+          <w:color w:val="000000"/>
+        </w:rPr>
         <w:t>3. They can hear us. → ______________________________</w:t>
       </w:r>
     </w:p>
     <w:p>
-      <w:r>
+      <w:pPr>
+        <w:keepNext/>
+        <w:spacing w:before="120" w:after="60"/>
+        <w:rPr>
+          <w:color w:val="000000"/>
+        </w:rPr>
+      </w:pPr>
+      <w:r>
+        <w:rPr>
+          <w:color w:val="000000"/>
+        </w:rPr>
         <w:t>4. Nam could read at five. → ______________________________</w:t>
       </w:r>
     </w:p>
     <w:p>
-      <w:r>
+      <w:pPr>
+        <w:keepNext/>
+        <w:spacing w:before="120" w:after="60"/>
+        <w:rPr>
+          <w:color w:val="000000"/>
+        </w:rPr>
+      </w:pPr>
+      <w:r>
+        <w:rPr>
+          <w:color w:val="000000"/>
+        </w:rPr>
         <w:t>5. We could see the mountain. → ______________________________</w:t>
       </w:r>
     </w:p>
     <w:p>
-      <w:r>
+      <w:pPr>
+        <w:keepNext/>
+        <w:spacing w:before="120" w:after="60"/>
+        <w:rPr>
+          <w:color w:val="000000"/>
+        </w:rPr>
+      </w:pPr>
+      <w:r>
+        <w:rPr>
+          <w:color w:val="000000"/>
+        </w:rPr>
         <w:t>6. Lan can come tonight. → ______________________________</w:t>
       </w:r>
     </w:p>
     <w:p>
-      <w:r>
+      <w:pPr>
+        <w:keepNext/>
+        <w:spacing w:before="120" w:after="60"/>
+        <w:rPr>
+          <w:color w:val="000000"/>
+        </w:rPr>
+      </w:pPr>
+      <w:r>
+        <w:rPr>
+          <w:color w:val="000000"/>
+        </w:rPr>
         <w:t>7. He could understand the lesson. → ______________________________</w:t>
       </w:r>
     </w:p>
     <w:p>
-      <w:r>
+      <w:pPr>
+        <w:keepNext/>
+        <w:spacing w:before="120" w:after="60"/>
+        <w:rPr>
+          <w:color w:val="000000"/>
+        </w:rPr>
+      </w:pPr>
+      <w:r>
+        <w:rPr>
+          <w:color w:val="000000"/>
+        </w:rPr>
         <w:t>8. You can park here. → ______________________________</w:t>
       </w:r>
     </w:p>
     <w:p>
-      <w:r>
+      <w:pPr>
+        <w:keepNext/>
+        <w:spacing w:before="120" w:after="60"/>
+        <w:rPr>
+          <w:color w:val="000000"/>
+        </w:rPr>
+      </w:pPr>
+      <w:r>
+        <w:rPr>
+          <w:color w:val="000000"/>
+        </w:rPr>
         <w:t>9. This plan could work. → ______________________________</w:t>
       </w:r>
     </w:p>
     <w:p>
-      <w:r>
+      <w:pPr>
+        <w:keepNext/>
+        <w:spacing w:before="120" w:after="60"/>
+        <w:rPr>
+          <w:color w:val="000000"/>
+        </w:rPr>
+      </w:pPr>
+      <w:r>
+        <w:rPr>
+          <w:color w:val="000000"/>
+        </w:rPr>
         <w:t>10. The baby can walk. → ______________________________</w:t>
       </w:r>
     </w:p>
     <w:p>
       <w:pPr>
         <w:pStyle w:val="Heading1"/>
+        <w:spacing w:before="240"/>
       </w:pPr>
       <w:r>
         <w:t>PHẦN 5. CHUYỂN SANG CÂU NGHI VẤN (10 điểm)</w:t>
       </w:r>
     </w:p>
     <w:p>
-      <w:r>
+      <w:pPr>
+        <w:keepNext/>
+        <w:spacing w:before="120" w:after="60"/>
+        <w:rPr>
+          <w:color w:val="000000"/>
+        </w:rPr>
+      </w:pPr>
+      <w:r>
+        <w:rPr>
+          <w:color w:val="000000"/>
+        </w:rPr>
         <w:t>1. You can speak English. → ______________________________</w:t>
       </w:r>
     </w:p>
     <w:p>
-      <w:r>
+      <w:pPr>
+        <w:keepNext/>
+        <w:spacing w:before="120" w:after="60"/>
+        <w:rPr>
+          <w:color w:val="000000"/>
+        </w:rPr>
+      </w:pPr>
+      <w:r>
+        <w:rPr>
+          <w:color w:val="000000"/>
+        </w:rPr>
         <w:t>2. Lan can play the piano. → ______________________________</w:t>
       </w:r>
     </w:p>
     <w:p>
-      <w:r>
+      <w:pPr>
+        <w:keepNext/>
+        <w:spacing w:before="120" w:after="60"/>
+        <w:rPr>
+          <w:color w:val="000000"/>
+        </w:rPr>
+      </w:pPr>
+      <w:r>
+        <w:rPr>
+          <w:color w:val="000000"/>
+        </w:rPr>
         <w:t>3. Nam could swim at six. → ______________________________</w:t>
       </w:r>
     </w:p>
     <w:p>
-      <w:r>
+      <w:pPr>
+        <w:keepNext/>
+        <w:spacing w:before="120" w:after="60"/>
+        <w:rPr>
+          <w:color w:val="000000"/>
+        </w:rPr>
+      </w:pPr>
+      <w:r>
+        <w:rPr>
+          <w:color w:val="000000"/>
+        </w:rPr>
         <w:t>4. They can help us. → ______________________________</w:t>
       </w:r>
     </w:p>
     <w:p>
-      <w:r>
+      <w:pPr>
+        <w:keepNext/>
+        <w:spacing w:before="120" w:after="60"/>
+        <w:rPr>
+          <w:color w:val="000000"/>
+        </w:rPr>
+      </w:pPr>
+      <w:r>
+        <w:rPr>
+          <w:color w:val="000000"/>
+        </w:rPr>
         <w:t>5. She could see the stage. → ______________________________</w:t>
       </w:r>
     </w:p>
     <w:p>
-      <w:r>
+      <w:pPr>
+        <w:keepNext/>
+        <w:spacing w:before="120" w:after="60"/>
+        <w:rPr>
+          <w:color w:val="000000"/>
+        </w:rPr>
+      </w:pPr>
+      <w:r>
+        <w:rPr>
+          <w:color w:val="000000"/>
+        </w:rPr>
         <w:t>6. I can use this chair. → ______________________________</w:t>
       </w:r>
     </w:p>
     <w:p>
-      <w:r>
+      <w:pPr>
+        <w:keepNext/>
+        <w:spacing w:before="120" w:after="60"/>
+        <w:rPr>
+          <w:color w:val="000000"/>
+        </w:rPr>
+      </w:pPr>
+      <w:r>
+        <w:rPr>
+          <w:color w:val="000000"/>
+        </w:rPr>
         <w:t>7. We can meet tomorrow. → ______________________________</w:t>
       </w:r>
     </w:p>
     <w:p>
-      <w:r>
+      <w:pPr>
+        <w:keepNext/>
+        <w:spacing w:before="120" w:after="60"/>
+        <w:rPr>
+          <w:color w:val="000000"/>
+        </w:rPr>
+      </w:pPr>
+      <w:r>
+        <w:rPr>
+          <w:color w:val="000000"/>
+        </w:rPr>
         <w:t>8. He could understand you. → ______________________________</w:t>
       </w:r>
     </w:p>
     <w:p>
-      <w:r>
+      <w:pPr>
+        <w:keepNext/>
+        <w:spacing w:before="120" w:after="60"/>
+        <w:rPr>
+          <w:color w:val="000000"/>
+        </w:rPr>
+      </w:pPr>
+      <w:r>
+        <w:rPr>
+          <w:color w:val="000000"/>
+        </w:rPr>
         <w:t>9. Your sister can drive. → ______________________________</w:t>
       </w:r>
     </w:p>
     <w:p>
-      <w:r>
+      <w:pPr>
+        <w:keepNext/>
+        <w:spacing w:before="120" w:after="60"/>
+        <w:rPr>
+          <w:color w:val="000000"/>
+        </w:rPr>
+      </w:pPr>
+      <w:r>
+        <w:rPr>
+          <w:color w:val="000000"/>
+        </w:rPr>
         <w:t>10. This machine can print photos. → ______________________________</w:t>
       </w:r>
     </w:p>
     <w:p>
       <w:pPr>
         <w:pStyle w:val="Heading1"/>
+        <w:spacing w:before="240"/>
       </w:pPr>
       <w:r>
         <w:t>PHẦN 6. VIẾT LẠI CÂU VỚI CAN / COULD (10 điểm)</w:t>
       </w:r>
     </w:p>
     <w:p>
-      <w:r>
+      <w:pPr>
+        <w:keepNext/>
+        <w:spacing w:before="120" w:after="60"/>
+        <w:rPr>
+          <w:color w:val="000000"/>
+        </w:rPr>
+      </w:pPr>
+      <w:r>
+        <w:rPr>
+          <w:color w:val="000000"/>
+        </w:rPr>
         <w:t>1. I am able to speak Japanese. → ______________________________</w:t>
       </w:r>
     </w:p>
     <w:p>
-      <w:r>
+      <w:pPr>
+        <w:keepNext/>
+        <w:spacing w:before="120" w:after="60"/>
+        <w:rPr>
+          <w:color w:val="000000"/>
+        </w:rPr>
+      </w:pPr>
+      <w:r>
+        <w:rPr>
+          <w:color w:val="000000"/>
+        </w:rPr>
         <w:t>2. She was able to read at the age of four. → ______________________________</w:t>
       </w:r>
     </w:p>
     <w:p>
-      <w:r>
+      <w:pPr>
+        <w:keepNext/>
+        <w:spacing w:before="120" w:after="60"/>
+        <w:rPr>
+          <w:color w:val="000000"/>
+        </w:rPr>
+      </w:pPr>
+      <w:r>
+        <w:rPr>
+          <w:color w:val="000000"/>
+        </w:rPr>
         <w:t>3. Please open the window. (lịch sự) → ______________________________</w:t>
       </w:r>
     </w:p>
     <w:p>
-      <w:r>
-        <w:lastRenderedPageBreak/>
+      <w:pPr>
+        <w:keepNext/>
+        <w:spacing w:before="120" w:after="60"/>
+        <w:rPr>
+          <w:color w:val="000000"/>
+        </w:rPr>
+      </w:pPr>
+      <w:r>
+        <w:rPr>
+          <w:color w:val="000000"/>
+        </w:rPr>
         <w:t>4. Is it all right if I leave early? → ______________________________</w:t>
       </w:r>
     </w:p>
     <w:p>
-      <w:r>
+      <w:pPr>
+        <w:keepNext/>
+        <w:spacing w:before="120" w:after="60"/>
+        <w:rPr>
+          <w:color w:val="000000"/>
+        </w:rPr>
+      </w:pPr>
+      <w:r>
+        <w:rPr>
+          <w:color w:val="000000"/>
+        </w:rPr>
         <w:t>5. Perhaps it will rain tonight. → ______________________________</w:t>
       </w:r>
     </w:p>
     <w:p>
-      <w:r>
+      <w:pPr>
+        <w:keepNext/>
+        <w:spacing w:before="120" w:after="60"/>
+        <w:rPr>
+          <w:color w:val="000000"/>
+        </w:rPr>
+      </w:pPr>
+      <w:r>
+        <w:rPr>
+          <w:color w:val="000000"/>
+        </w:rPr>
         <w:t>6. My suggestion is to take a taxi. → ______________________________</w:t>
       </w:r>
     </w:p>
     <w:p>
-      <w:r>
+      <w:pPr>
+        <w:keepNext/>
+        <w:spacing w:before="120" w:after="60"/>
+        <w:rPr>
+          <w:color w:val="000000"/>
+        </w:rPr>
+      </w:pPr>
+      <w:r>
+        <w:rPr>
+          <w:color w:val="000000"/>
+        </w:rPr>
         <w:t>7. It is sometimes very cold here. → ______________________________</w:t>
       </w:r>
     </w:p>
     <w:p>
-      <w:r>
+      <w:pPr>
+        <w:keepNext/>
+        <w:spacing w:before="120" w:after="60"/>
+        <w:rPr>
+          <w:color w:val="000000"/>
+        </w:rPr>
+      </w:pPr>
+      <w:r>
+        <w:rPr>
+          <w:color w:val="000000"/>
+        </w:rPr>
         <w:t>8. I was unable to hear the announcement. → ______________________________</w:t>
       </w:r>
     </w:p>
     <w:p>
-      <w:r>
+      <w:pPr>
+        <w:keepNext/>
+        <w:spacing w:before="120" w:after="60"/>
+        <w:rPr>
+          <w:color w:val="000000"/>
+        </w:rPr>
+      </w:pPr>
+      <w:r>
+        <w:rPr>
+          <w:color w:val="000000"/>
+        </w:rPr>
         <w:t>9. Please help me carry this box. (thân mật) → ______________________________</w:t>
       </w:r>
     </w:p>
     <w:p>
-      <w:r>
+      <w:pPr>
+        <w:keepNext/>
+        <w:spacing w:before="120" w:after="60"/>
+        <w:rPr>
+          <w:color w:val="000000"/>
+        </w:rPr>
+      </w:pPr>
+      <w:r>
+        <w:rPr>
+          <w:color w:val="000000"/>
+        </w:rPr>
         <w:t>10. Is it all right if I borrow this book? (lịch sự) → ______________________________</w:t>
       </w:r>
     </w:p>
     <w:p>
       <w:pPr>
         <w:pStyle w:val="Heading1"/>
+        <w:spacing w:before="240"/>
       </w:pPr>
       <w:r>
         <w:t>PHẦN 7. SỬA LỖI SAI (10 điểm)</w:t>
       </w:r>
     </w:p>
     <w:p>
-      <w:r>
+      <w:pPr>
+        <w:keepNext/>
+        <w:spacing w:before="120" w:after="60"/>
+        <w:rPr>
+          <w:color w:val="000000"/>
+        </w:rPr>
+      </w:pPr>
+      <w:r>
+        <w:rPr>
+          <w:color w:val="000000"/>
+        </w:rPr>
         <w:t>1. She can swims very well. → ______________________________</w:t>
       </w:r>
     </w:p>
     <w:p>
-      <w:r>
+      <w:pPr>
+        <w:keepNext/>
+        <w:spacing w:before="120" w:after="60"/>
+        <w:rPr>
+          <w:color w:val="000000"/>
+        </w:rPr>
+      </w:pPr>
+      <w:r>
+        <w:rPr>
+          <w:color w:val="000000"/>
+        </w:rPr>
         <w:t>2. He doesn't can drive. → ______________________________</w:t>
       </w:r>
     </w:p>
     <w:p>
-      <w:r>
+      <w:pPr>
+        <w:keepNext/>
+        <w:spacing w:before="120" w:after="60"/>
+        <w:rPr>
+          <w:color w:val="000000"/>
+        </w:rPr>
+      </w:pPr>
+      <w:r>
+        <w:rPr>
+          <w:color w:val="000000"/>
+        </w:rPr>
         <w:t>3. I can to help you. → ______________________________</w:t>
       </w:r>
     </w:p>
     <w:p>
-      <w:r>
+      <w:pPr>
+        <w:keepNext/>
+        <w:spacing w:before="120" w:after="60"/>
+        <w:rPr>
+          <w:color w:val="000000"/>
+        </w:rPr>
+      </w:pPr>
+      <w:r>
+        <w:rPr>
+          <w:color w:val="000000"/>
+        </w:rPr>
         <w:t>4. Did you could read at five? → ______________________________</w:t>
       </w:r>
     </w:p>
     <w:p>
-      <w:r>
+      <w:pPr>
+        <w:keepNext/>
+        <w:spacing w:before="120" w:after="60"/>
+        <w:rPr>
+          <w:color w:val="000000"/>
+        </w:rPr>
+      </w:pPr>
+      <w:r>
+        <w:rPr>
+          <w:color w:val="000000"/>
+        </w:rPr>
         <w:t>5. Could you to wait here? → ______________________________</w:t>
       </w:r>
     </w:p>
     <w:p>
-      <w:r>
+      <w:pPr>
+        <w:keepNext/>
+        <w:spacing w:before="120" w:after="60"/>
+        <w:rPr>
+          <w:color w:val="000000"/>
+        </w:rPr>
+      </w:pPr>
+      <w:r>
+        <w:rPr>
+          <w:color w:val="000000"/>
+        </w:rPr>
         <w:t>6. Can she speaks English? → ______________________________</w:t>
       </w:r>
     </w:p>
     <w:p>
-      <w:r>
+      <w:pPr>
+        <w:keepNext/>
+        <w:spacing w:before="120" w:after="60"/>
+        <w:rPr>
+          <w:color w:val="000000"/>
+        </w:rPr>
+      </w:pPr>
+      <w:r>
+        <w:rPr>
+          <w:color w:val="000000"/>
+        </w:rPr>
         <w:t>7. We couldn't found the station. → ______________________________</w:t>
       </w:r>
     </w:p>
     <w:p>
-      <w:r>
+      <w:pPr>
+        <w:keepNext/>
+        <w:spacing w:before="120" w:after="60"/>
+        <w:rPr>
+          <w:color w:val="000000"/>
+        </w:rPr>
+      </w:pPr>
+      <w:r>
+        <w:rPr>
+          <w:color w:val="000000"/>
+        </w:rPr>
         <w:t>8. He cans play chess. → ______________________________</w:t>
       </w:r>
     </w:p>
     <w:p>
-      <w:r>
+      <w:pPr>
+        <w:keepNext/>
+        <w:spacing w:before="120" w:after="60"/>
+        <w:rPr>
+          <w:color w:val="000000"/>
+        </w:rPr>
+      </w:pPr>
+      <w:r>
+        <w:rPr>
+          <w:color w:val="000000"/>
+        </w:rPr>
         <w:t>9. Could I leave? – Yes, you could. → ______________________________</w:t>
       </w:r>
     </w:p>
     <w:p>
-      <w:r>
+      <w:pPr>
+        <w:keepNext/>
+        <w:spacing w:before="120" w:after="60"/>
+        <w:rPr>
+          <w:color w:val="000000"/>
+        </w:rPr>
+      </w:pPr>
+      <w:r>
+        <w:rPr>
+          <w:color w:val="000000"/>
+        </w:rPr>
         <w:t>10. It could rains later. → ______________________________</w:t>
       </w:r>
     </w:p>
     <w:p>
       <w:pPr>
         <w:pStyle w:val="Heading1"/>
+        <w:spacing w:before="240"/>
       </w:pPr>
       <w:r>
         <w:t>PHẦN 8. DỊCH SANG TIẾNG ANH (10 điểm)</w:t>
       </w:r>
     </w:p>
     <w:p>
-      <w:r>
+      <w:pPr>
+        <w:keepNext/>
+        <w:spacing w:before="120" w:after="60"/>
+        <w:rPr>
+          <w:color w:val="000000"/>
+        </w:rPr>
+      </w:pPr>
+      <w:r>
+        <w:rPr>
+          <w:color w:val="000000"/>
+        </w:rPr>
         <w:t>1. Tôi có thể nói tiếng Anh.</w:t>
       </w:r>
     </w:p>
     <w:p>
-      <w:r>
+      <w:pPr>
+        <w:keepNext/>
+        <w:spacing w:before="120" w:after="60"/>
+        <w:rPr>
+          <w:color w:val="000000"/>
+        </w:rPr>
+      </w:pPr>
+      <w:r>
+        <w:rPr>
+          <w:color w:val="000000"/>
+        </w:rPr>
         <w:t>2. Cô ấy không thể lái xe.</w:t>
       </w:r>
     </w:p>
     <w:p>
-      <w:r>
+      <w:pPr>
+        <w:keepNext/>
+        <w:spacing w:before="120" w:after="60"/>
+        <w:rPr>
+          <w:color w:val="000000"/>
+        </w:rPr>
+      </w:pPr>
+      <w:r>
+        <w:rPr>
+          <w:color w:val="000000"/>
+        </w:rPr>
         <w:t>3. Khi năm tuổi, Nam có thể đọc.</w:t>
       </w:r>
     </w:p>
     <w:p>
-      <w:r>
+      <w:pPr>
+        <w:keepNext/>
+        <w:spacing w:before="120" w:after="60"/>
+        <w:rPr>
+          <w:color w:val="000000"/>
+        </w:rPr>
+      </w:pPr>
+      <w:r>
+        <w:rPr>
+          <w:color w:val="000000"/>
+        </w:rPr>
         <w:t>4. Tối qua chúng tôi không thể nhìn thấy các vì sao.</w:t>
       </w:r>
     </w:p>
     <w:p>
-      <w:r>
+      <w:pPr>
+        <w:keepNext/>
+        <w:spacing w:before="120" w:after="60"/>
+        <w:rPr>
+          <w:color w:val="000000"/>
+        </w:rPr>
+      </w:pPr>
+      <w:r>
+        <w:rPr>
+          <w:color w:val="000000"/>
+        </w:rPr>
         <w:t>5. Bạn có thể giúp tôi được không?</w:t>
       </w:r>
     </w:p>
     <w:p>
-      <w:r>
+      <w:pPr>
+        <w:keepNext/>
+        <w:spacing w:before="120" w:after="60"/>
+        <w:rPr>
+          <w:color w:val="000000"/>
+        </w:rPr>
+      </w:pPr>
+      <w:r>
+        <w:rPr>
+          <w:color w:val="000000"/>
+        </w:rPr>
         <w:t>6. Tôi có thể ngồi đây không?</w:t>
       </w:r>
     </w:p>
     <w:p>
-      <w:r>
+      <w:pPr>
+        <w:keepNext/>
+        <w:spacing w:before="120" w:after="60"/>
+        <w:rPr>
+          <w:color w:val="000000"/>
+        </w:rPr>
+      </w:pPr>
+      <w:r>
+        <w:rPr>
+          <w:color w:val="000000"/>
+        </w:rPr>
         <w:t>7. Bạn có thể nói chậm hơn được không?</w:t>
       </w:r>
     </w:p>
     <w:p>
-      <w:r>
+      <w:pPr>
+        <w:keepNext/>
+        <w:spacing w:before="120" w:after="60"/>
+        <w:rPr>
+          <w:color w:val="000000"/>
+        </w:rPr>
+      </w:pPr>
+      <w:r>
+        <w:rPr>
+          <w:color w:val="000000"/>
+        </w:rPr>
         <w:t>8. Tối nay trời có thể mưa.</w:t>
       </w:r>
     </w:p>
     <w:p>
-      <w:r>
+      <w:pPr>
+        <w:keepNext/>
+        <w:spacing w:before="120" w:after="60"/>
+        <w:rPr>
+          <w:color w:val="000000"/>
+        </w:rPr>
+      </w:pPr>
+      <w:r>
+        <w:rPr>
+          <w:color w:val="000000"/>
+        </w:rPr>
         <w:t>9. Bạn có thể thử khởi động lại máy tính.</w:t>
       </w:r>
     </w:p>
     <w:p>
-      <w:r>
+      <w:pPr>
+        <w:keepNext/>
+        <w:spacing w:before="120" w:after="60"/>
+        <w:rPr>
+          <w:color w:val="000000"/>
+        </w:rPr>
+      </w:pPr>
+      <w:r>
+        <w:rPr>
+          <w:color w:val="000000"/>
+        </w:rPr>
         <w:t>10. Lái xe ban đêm có thể nguy hiểm.</w:t>
       </w:r>
     </w:p>
     <w:p>
       <w:pPr>
         <w:pStyle w:val="Heading1"/>
+        <w:spacing w:before="240"/>
       </w:pPr>
       <w:r>
         <w:t>PHẦN 9. ĐỌC HIỂU (10 điểm)</w:t>
       </w:r>
     </w:p>
     <w:p>
-      <w:r>
+      <w:pPr>
+        <w:rPr>
+          <w:color w:val="000000"/>
+        </w:rPr>
+      </w:pPr>
+      <w:r>
+        <w:rPr>
+          <w:color w:val="000000"/>
+        </w:rPr>
         <w:t>Đọc đoạn văn:</w:t>
       </w:r>
     </w:p>
     <w:p>
-      <w:r>
-        <w:lastRenderedPageBreak/>
+      <w:pPr>
+        <w:rPr>
+          <w:color w:val="000000"/>
+        </w:rPr>
+      </w:pPr>
+      <w:r>
+        <w:rPr>
+          <w:color w:val="000000"/>
+        </w:rPr>
         <w:t>Mai can speak Vietnamese, English and a little Japanese. When she was six, she could already read simple English books, but she couldn't write well. Now she works at a hotel, where she can help foreign guests. Yesterday, a guest couldn't find the train station. Mai could not leave the hotel, but she was able to show him the route on a map. The guest asked, “Could you write the address for me?” Mai said, “Of course.”</w:t>
       </w:r>
     </w:p>
     <w:p>
-      <w:r>
+      <w:pPr>
+        <w:rPr>
+          <w:color w:val="000000"/>
+        </w:rPr>
+      </w:pPr>
+      <w:r>
+        <w:rPr>
+          <w:color w:val="000000"/>
+        </w:rPr>
         <w:t>Trả lời câu hỏi:</w:t>
       </w:r>
     </w:p>
     <w:p>
-      <w:r>
+      <w:pPr>
+        <w:keepNext/>
+        <w:spacing w:before="120" w:after="60"/>
+        <w:rPr>
+          <w:color w:val="000000"/>
+        </w:rPr>
+      </w:pPr>
+      <w:r>
+        <w:rPr>
+          <w:color w:val="000000"/>
+        </w:rPr>
         <w:t>1. How many languages can Mai speak?</w:t>
       </w:r>
     </w:p>
     <w:p>
-      <w:r>
+      <w:pPr>
+        <w:keepNext/>
+        <w:spacing w:before="120" w:after="60"/>
+        <w:rPr>
+          <w:color w:val="000000"/>
+        </w:rPr>
+      </w:pPr>
+      <w:r>
+        <w:rPr>
+          <w:color w:val="000000"/>
+        </w:rPr>
         <w:t>2. What could she do when she was six?</w:t>
       </w:r>
     </w:p>
     <w:p>
-      <w:r>
+      <w:pPr>
+        <w:keepNext/>
+        <w:spacing w:before="120" w:after="60"/>
+        <w:rPr>
+          <w:color w:val="000000"/>
+        </w:rPr>
+      </w:pPr>
+      <w:r>
+        <w:rPr>
+          <w:color w:val="000000"/>
+        </w:rPr>
         <w:t>3. Could she write well then?</w:t>
       </w:r>
     </w:p>
     <w:p>
-      <w:r>
+      <w:pPr>
+        <w:keepNext/>
+        <w:spacing w:before="120" w:after="60"/>
+        <w:rPr>
+          <w:color w:val="000000"/>
+        </w:rPr>
+      </w:pPr>
+      <w:r>
+        <w:rPr>
+          <w:color w:val="000000"/>
+        </w:rPr>
         <w:t>4. Where does she work now?</w:t>
       </w:r>
     </w:p>
     <w:p>
-      <w:r>
+      <w:pPr>
+        <w:keepNext/>
+        <w:spacing w:before="120" w:after="60"/>
+        <w:rPr>
+          <w:color w:val="000000"/>
+        </w:rPr>
+      </w:pPr>
+      <w:r>
+        <w:rPr>
+          <w:color w:val="000000"/>
+        </w:rPr>
         <w:t>5. Who can she help?</w:t>
       </w:r>
     </w:p>
     <w:p>
-      <w:r>
+      <w:pPr>
+        <w:keepNext/>
+        <w:spacing w:before="120" w:after="60"/>
+        <w:rPr>
+          <w:color w:val="000000"/>
+        </w:rPr>
+      </w:pPr>
+      <w:r>
+        <w:rPr>
+          <w:color w:val="000000"/>
+        </w:rPr>
         <w:t>6. What couldn't a guest find?</w:t>
       </w:r>
     </w:p>
     <w:p>
-      <w:r>
+      <w:pPr>
+        <w:keepNext/>
+        <w:spacing w:before="120" w:after="60"/>
+        <w:rPr>
+          <w:color w:val="000000"/>
+        </w:rPr>
+      </w:pPr>
+      <w:r>
+        <w:rPr>
+          <w:color w:val="000000"/>
+        </w:rPr>
         <w:t>7. Could Mai leave the hotel?</w:t>
       </w:r>
     </w:p>
     <w:p>
-      <w:r>
+      <w:pPr>
+        <w:keepNext/>
+        <w:spacing w:before="120" w:after="60"/>
+        <w:rPr>
+          <w:color w:val="000000"/>
+        </w:rPr>
+      </w:pPr>
+      <w:r>
+        <w:rPr>
+          <w:color w:val="000000"/>
+        </w:rPr>
         <w:t>8. How was she able to help him?</w:t>
       </w:r>
     </w:p>
     <w:p>
-      <w:r>
+      <w:pPr>
+        <w:keepNext/>
+        <w:spacing w:before="120" w:after="60"/>
+        <w:rPr>
+          <w:color w:val="000000"/>
+        </w:rPr>
+      </w:pPr>
+      <w:r>
+        <w:rPr>
+          <w:color w:val="000000"/>
+        </w:rPr>
         <w:t>9. What polite request did the guest make?</w:t>
       </w:r>
     </w:p>
     <w:p>
-      <w:r>
+      <w:pPr>
+        <w:keepNext/>
+        <w:spacing w:before="120" w:after="60"/>
+        <w:rPr>
+          <w:color w:val="000000"/>
+        </w:rPr>
+      </w:pPr>
+      <w:r>
+        <w:rPr>
+          <w:color w:val="000000"/>
+        </w:rPr>
         <w:t>10. Did Mai agree to help?</w:t>
       </w:r>
     </w:p>
     <w:p>
       <w:pPr>
         <w:pStyle w:val="Heading1"/>
+        <w:spacing w:before="240"/>
       </w:pPr>
       <w:r>
         <w:t>PHẦN 10. VIẾT CÂU HOÀN CHỈNH (10 điểm)</w:t>
       </w:r>
     </w:p>
     <w:p>
-      <w:r>
+      <w:pPr>
+        <w:keepNext/>
+        <w:spacing w:before="120" w:after="60"/>
+        <w:rPr>
+          <w:color w:val="000000"/>
+        </w:rPr>
+      </w:pPr>
+      <w:r>
+        <w:rPr>
+          <w:color w:val="000000"/>
+        </w:rPr>
         <w:t>1. I / can / swim → ______________________________</w:t>
       </w:r>
     </w:p>
     <w:p>
-      <w:r>
+      <w:pPr>
+        <w:keepNext/>
+        <w:spacing w:before="120" w:after="60"/>
+        <w:rPr>
+          <w:color w:val="000000"/>
+        </w:rPr>
+      </w:pPr>
+      <w:r>
+        <w:rPr>
+          <w:color w:val="000000"/>
+        </w:rPr>
         <w:t>2. she / not can / drive → ______________________________</w:t>
       </w:r>
     </w:p>
     <w:p>
-      <w:r>
+      <w:pPr>
+        <w:keepNext/>
+        <w:spacing w:before="120" w:after="60"/>
+        <w:rPr>
+          <w:color w:val="000000"/>
+        </w:rPr>
+      </w:pPr>
+      <w:r>
+        <w:rPr>
+          <w:color w:val="000000"/>
+        </w:rPr>
         <w:t>3. Nam / could / read / at five → ______________________________</w:t>
       </w:r>
     </w:p>
     <w:p>
-      <w:r>
+      <w:pPr>
+        <w:keepNext/>
+        <w:spacing w:before="120" w:after="60"/>
+        <w:rPr>
+          <w:color w:val="000000"/>
+        </w:rPr>
+      </w:pPr>
+      <w:r>
+        <w:rPr>
+          <w:color w:val="000000"/>
+        </w:rPr>
         <w:t>4. we / not could / see / stars → ______________________________</w:t>
       </w:r>
     </w:p>
     <w:p>
-      <w:r>
+      <w:pPr>
+        <w:keepNext/>
+        <w:spacing w:before="120" w:after="60"/>
+        <w:rPr>
+          <w:color w:val="000000"/>
+        </w:rPr>
+      </w:pPr>
+      <w:r>
+        <w:rPr>
+          <w:color w:val="000000"/>
+        </w:rPr>
         <w:t>5. could / you / help / me / ? → ______________________________</w:t>
       </w:r>
     </w:p>
     <w:p>
-      <w:r>
+      <w:pPr>
+        <w:keepNext/>
+        <w:spacing w:before="120" w:after="60"/>
+        <w:rPr>
+          <w:color w:val="000000"/>
+        </w:rPr>
+      </w:pPr>
+      <w:r>
+        <w:rPr>
+          <w:color w:val="000000"/>
+        </w:rPr>
         <w:t>6. can / I / sit / here / ? → ______________________________</w:t>
       </w:r>
     </w:p>
     <w:p>
-      <w:r>
+      <w:pPr>
+        <w:keepNext/>
+        <w:spacing w:before="120" w:after="60"/>
+        <w:rPr>
+          <w:color w:val="000000"/>
+        </w:rPr>
+      </w:pPr>
+      <w:r>
+        <w:rPr>
+          <w:color w:val="000000"/>
+        </w:rPr>
         <w:t>7. you / could / speak / slowly / ? → ______________________________</w:t>
       </w:r>
     </w:p>
     <w:p>
-      <w:r>
+      <w:pPr>
+        <w:keepNext/>
+        <w:spacing w:before="120" w:after="60"/>
+        <w:rPr>
+          <w:color w:val="000000"/>
+        </w:rPr>
+      </w:pPr>
+      <w:r>
+        <w:rPr>
+          <w:color w:val="000000"/>
+        </w:rPr>
         <w:t>8. it / could / rain / tonight → ______________________________</w:t>
       </w:r>
     </w:p>
     <w:p>
-      <w:r>
+      <w:pPr>
+        <w:keepNext/>
+        <w:spacing w:before="120" w:after="60"/>
+        <w:rPr>
+          <w:color w:val="000000"/>
+        </w:rPr>
+      </w:pPr>
+      <w:r>
+        <w:rPr>
+          <w:color w:val="000000"/>
+        </w:rPr>
         <w:t>9. you / could / try / again → ______________________________</w:t>
       </w:r>
     </w:p>
     <w:p>
-      <w:r>
+      <w:pPr>
+        <w:keepNext/>
+        <w:spacing w:before="120" w:after="60"/>
+        <w:rPr>
+          <w:color w:val="000000"/>
+        </w:rPr>
+      </w:pPr>
+      <w:r>
+        <w:rPr>
+          <w:color w:val="000000"/>
+        </w:rPr>
         <w:t>10. driving at night / can / be / dangerous → ______________________________</w:t>
       </w:r>
     </w:p>
     <w:p>
       <w:pPr>
         <w:spacing w:after="160"/>
-      </w:pPr>
-      <w:r>
+        <w:rPr>
+          <w:color w:val="000000"/>
+        </w:rPr>
+      </w:pPr>
+      <w:r>
+        <w:rPr>
+          <w:color w:val="000000"/>
+        </w:rPr>
         <w:br w:type="page"/>
       </w:r>
     </w:p>
@@ -658,618 +1708,1534 @@
         <w:rPr>
           <w:rFonts w:ascii="Arial" w:hAnsi="Arial" w:cs="Arial"/>
           <w:b/>
-          <w:sz w:val="32"/>
+          <w:color w:val="000000"/>
+          <w:sz w:val="36"/>
         </w:rPr>
       </w:pPr>
       <w:r>
         <w:rPr>
           <w:rFonts w:ascii="Arial" w:hAnsi="Arial" w:cs="Arial"/>
           <w:b/>
-          <w:sz w:val="32"/>
-        </w:rPr>
+          <w:color w:val="000000"/>
+          <w:sz w:val="36"/>
+        </w:rPr>
+        <w:t>BÀI TẬP NGÀY 40 – CAN / COULD</w:t>
+      </w:r>
+    </w:p>
+    <w:p>
+      <w:pPr>
+        <w:pStyle w:val="Heading1"/>
+        <w:pageBreakBefore/>
+        <w:spacing w:before="0" w:after="240"/>
+      </w:pPr>
+      <w:r>
         <w:t>ĐÁP ÁN</w:t>
       </w:r>
     </w:p>
     <w:p>
       <w:pPr>
-        <w:pStyle w:val="Title"/>
+        <w:pStyle w:val="Heading1"/>
+        <w:spacing w:before="0"/>
         <w:jc w:val="center"/>
         <w:rPr>
-          <w:rFonts w:ascii="Arial" w:hAnsi="Arial" w:cs="Arial"/>
-          <w:b/>
-          <w:sz w:val="36"/>
-        </w:rPr>
-      </w:pPr>
-      <w:r>
-        <w:rPr>
-          <w:rFonts w:ascii="Arial" w:hAnsi="Arial" w:cs="Arial"/>
-          <w:b/>
-          <w:sz w:val="36"/>
-        </w:rPr>
-        <w:t>BÀI TẬP NGÀY 40 – CAN / COULD</w:t>
+          <w:sz w:val="30"/>
+        </w:rPr>
+      </w:pPr>
+      <w:r>
+        <w:rPr>
+          <w:sz w:val="30"/>
+        </w:rPr>
+        <w:t>PHẦN 1</w:t>
+      </w:r>
+    </w:p>
+    <w:p>
+      <w:pPr>
+        <w:spacing w:after="160"/>
+        <w:rPr>
+          <w:color w:val="000000"/>
+        </w:rPr>
+      </w:pPr>
+      <w:r>
+        <w:rPr>
+          <w:color w:val="000000"/>
+        </w:rPr>
+        <w:t>1. B</w:t>
+      </w:r>
+    </w:p>
+    <w:p>
+      <w:pPr>
+        <w:spacing w:after="160"/>
+        <w:rPr>
+          <w:color w:val="000000"/>
+        </w:rPr>
+      </w:pPr>
+      <w:r>
+        <w:rPr>
+          <w:color w:val="000000"/>
+        </w:rPr>
+        <w:t>2. B</w:t>
+      </w:r>
+    </w:p>
+    <w:p>
+      <w:pPr>
+        <w:spacing w:after="160"/>
+        <w:rPr>
+          <w:color w:val="000000"/>
+        </w:rPr>
+      </w:pPr>
+      <w:r>
+        <w:rPr>
+          <w:color w:val="000000"/>
+        </w:rPr>
+        <w:t>3. A</w:t>
+      </w:r>
+    </w:p>
+    <w:p>
+      <w:pPr>
+        <w:spacing w:after="160"/>
+        <w:rPr>
+          <w:color w:val="000000"/>
+        </w:rPr>
+      </w:pPr>
+      <w:r>
+        <w:rPr>
+          <w:color w:val="000000"/>
+        </w:rPr>
+        <w:t>4. B</w:t>
+      </w:r>
+    </w:p>
+    <w:p>
+      <w:pPr>
+        <w:spacing w:after="160"/>
+        <w:rPr>
+          <w:color w:val="000000"/>
+        </w:rPr>
+      </w:pPr>
+      <w:r>
+        <w:rPr>
+          <w:color w:val="000000"/>
+        </w:rPr>
+        <w:t>5. C</w:t>
+      </w:r>
+    </w:p>
+    <w:p>
+      <w:pPr>
+        <w:spacing w:after="160"/>
+        <w:rPr>
+          <w:color w:val="000000"/>
+        </w:rPr>
+      </w:pPr>
+      <w:r>
+        <w:rPr>
+          <w:color w:val="000000"/>
+        </w:rPr>
+        <w:t>6. A</w:t>
+      </w:r>
+    </w:p>
+    <w:p>
+      <w:pPr>
+        <w:spacing w:after="160"/>
+        <w:rPr>
+          <w:color w:val="000000"/>
+        </w:rPr>
+      </w:pPr>
+      <w:r>
+        <w:rPr>
+          <w:color w:val="000000"/>
+        </w:rPr>
+        <w:t>7. B</w:t>
+      </w:r>
+    </w:p>
+    <w:p>
+      <w:pPr>
+        <w:spacing w:after="160"/>
+        <w:rPr>
+          <w:color w:val="000000"/>
+        </w:rPr>
+      </w:pPr>
+      <w:r>
+        <w:rPr>
+          <w:color w:val="000000"/>
+        </w:rPr>
+        <w:t>8. A</w:t>
+      </w:r>
+    </w:p>
+    <w:p>
+      <w:pPr>
+        <w:spacing w:after="160"/>
+        <w:rPr>
+          <w:color w:val="000000"/>
+        </w:rPr>
+      </w:pPr>
+      <w:r>
+        <w:rPr>
+          <w:color w:val="000000"/>
+        </w:rPr>
+        <w:t>9. A</w:t>
+      </w:r>
+    </w:p>
+    <w:p>
+      <w:pPr>
+        <w:spacing w:after="160"/>
+        <w:rPr>
+          <w:color w:val="000000"/>
+        </w:rPr>
+      </w:pPr>
+      <w:r>
+        <w:rPr>
+          <w:color w:val="000000"/>
+        </w:rPr>
+        <w:t>10. B</w:t>
       </w:r>
     </w:p>
     <w:p>
       <w:pPr>
         <w:pStyle w:val="Heading1"/>
-      </w:pPr>
-      <w:r>
-        <w:t>PHẦN 1</w:t>
-      </w:r>
-    </w:p>
-    <w:p>
-      <w:r>
-        <w:t>1. B</w:t>
-      </w:r>
-    </w:p>
-    <w:p>
-      <w:r>
-        <w:t>2. B</w:t>
-      </w:r>
-    </w:p>
-    <w:p>
-      <w:r>
-        <w:t>3. A</w:t>
-      </w:r>
-    </w:p>
-    <w:p>
-      <w:r>
-        <w:t>4. B</w:t>
-      </w:r>
-    </w:p>
-    <w:p>
-      <w:r>
-        <w:t>5. C</w:t>
-      </w:r>
-    </w:p>
-    <w:p>
-      <w:r>
-        <w:t>6. A</w:t>
-      </w:r>
-    </w:p>
-    <w:p>
-      <w:r>
-        <w:t>7. B</w:t>
-      </w:r>
-    </w:p>
-    <w:p>
-      <w:r>
-        <w:t>8. A</w:t>
-      </w:r>
-    </w:p>
-    <w:p>
-      <w:r>
-        <w:t>9. A</w:t>
-      </w:r>
-    </w:p>
-    <w:p>
-      <w:r>
-        <w:t>10. B</w:t>
+        <w:spacing w:before="240"/>
+      </w:pPr>
+      <w:r>
+        <w:t>PHẦN 2</w:t>
+      </w:r>
+    </w:p>
+    <w:p>
+      <w:pPr>
+        <w:spacing w:after="160"/>
+        <w:rPr>
+          <w:color w:val="000000"/>
+        </w:rPr>
+      </w:pPr>
+      <w:r>
+        <w:rPr>
+          <w:color w:val="000000"/>
+        </w:rPr>
+        <w:t>1. can</w:t>
+      </w:r>
+    </w:p>
+    <w:p>
+      <w:pPr>
+        <w:spacing w:after="160"/>
+        <w:rPr>
+          <w:color w:val="000000"/>
+        </w:rPr>
+      </w:pPr>
+      <w:r>
+        <w:rPr>
+          <w:color w:val="000000"/>
+        </w:rPr>
+        <w:t>2. could</w:t>
+      </w:r>
+    </w:p>
+    <w:p>
+      <w:pPr>
+        <w:spacing w:after="160"/>
+        <w:rPr>
+          <w:color w:val="000000"/>
+        </w:rPr>
+      </w:pPr>
+      <w:r>
+        <w:rPr>
+          <w:color w:val="000000"/>
+        </w:rPr>
+        <w:t>3. can't</w:t>
+      </w:r>
+    </w:p>
+    <w:p>
+      <w:pPr>
+        <w:spacing w:after="160"/>
+        <w:rPr>
+          <w:color w:val="000000"/>
+        </w:rPr>
+      </w:pPr>
+      <w:r>
+        <w:rPr>
+          <w:color w:val="000000"/>
+        </w:rPr>
+        <w:t>4. couldn't</w:t>
+      </w:r>
+    </w:p>
+    <w:p>
+      <w:pPr>
+        <w:spacing w:after="160"/>
+        <w:rPr>
+          <w:color w:val="000000"/>
+        </w:rPr>
+      </w:pPr>
+      <w:r>
+        <w:rPr>
+          <w:color w:val="000000"/>
+        </w:rPr>
+        <w:t>5. Can/Could</w:t>
+      </w:r>
+    </w:p>
+    <w:p>
+      <w:pPr>
+        <w:spacing w:after="160"/>
+        <w:rPr>
+          <w:color w:val="000000"/>
+        </w:rPr>
+      </w:pPr>
+      <w:r>
+        <w:rPr>
+          <w:color w:val="000000"/>
+        </w:rPr>
+        <w:t>6. Can/Could</w:t>
+      </w:r>
+    </w:p>
+    <w:p>
+      <w:pPr>
+        <w:spacing w:after="160"/>
+        <w:rPr>
+          <w:color w:val="000000"/>
+        </w:rPr>
+      </w:pPr>
+      <w:r>
+        <w:rPr>
+          <w:color w:val="000000"/>
+        </w:rPr>
+        <w:t>7. could</w:t>
+      </w:r>
+    </w:p>
+    <w:p>
+      <w:pPr>
+        <w:spacing w:after="160"/>
+        <w:rPr>
+          <w:color w:val="000000"/>
+        </w:rPr>
+      </w:pPr>
+      <w:r>
+        <w:rPr>
+          <w:color w:val="000000"/>
+        </w:rPr>
+        <w:t>8. can</w:t>
+      </w:r>
+    </w:p>
+    <w:p>
+      <w:pPr>
+        <w:spacing w:after="160"/>
+        <w:rPr>
+          <w:color w:val="000000"/>
+        </w:rPr>
+      </w:pPr>
+      <w:r>
+        <w:rPr>
+          <w:color w:val="000000"/>
+        </w:rPr>
+        <w:t>9. can't</w:t>
+      </w:r>
+    </w:p>
+    <w:p>
+      <w:pPr>
+        <w:spacing w:after="160"/>
+        <w:rPr>
+          <w:color w:val="000000"/>
+        </w:rPr>
+      </w:pPr>
+      <w:r>
+        <w:rPr>
+          <w:color w:val="000000"/>
+        </w:rPr>
+        <w:t>10. couldn't</w:t>
       </w:r>
     </w:p>
     <w:p>
       <w:pPr>
         <w:pStyle w:val="Heading1"/>
-      </w:pPr>
-      <w:r>
-        <w:t>PHẦN 2</w:t>
-      </w:r>
-    </w:p>
-    <w:p>
-      <w:r>
-        <w:t>1. can</w:t>
-      </w:r>
-    </w:p>
-    <w:p>
-      <w:r>
-        <w:t>2. could</w:t>
-      </w:r>
-    </w:p>
-    <w:p>
-      <w:r>
-        <w:t>3. can't</w:t>
-      </w:r>
-    </w:p>
-    <w:p>
-      <w:r>
-        <w:t>4. couldn't</w:t>
-      </w:r>
-    </w:p>
-    <w:p>
-      <w:r>
-        <w:t>5. Can/Could</w:t>
-      </w:r>
-    </w:p>
-    <w:p>
-      <w:r>
-        <w:t>6. Can/Could</w:t>
-      </w:r>
-    </w:p>
-    <w:p>
-      <w:r>
-        <w:t>7. could</w:t>
-      </w:r>
-    </w:p>
-    <w:p>
-      <w:r>
-        <w:t>8. can</w:t>
-      </w:r>
-    </w:p>
-    <w:p>
-      <w:r>
-        <w:t>9. can't</w:t>
-      </w:r>
-    </w:p>
-    <w:p>
-      <w:r>
-        <w:t>10. couldn't</w:t>
+        <w:spacing w:before="240"/>
+      </w:pPr>
+      <w:r>
+        <w:t>PHẦN 3</w:t>
+      </w:r>
+    </w:p>
+    <w:p>
+      <w:pPr>
+        <w:spacing w:after="160"/>
+        <w:rPr>
+          <w:color w:val="000000"/>
+        </w:rPr>
+      </w:pPr>
+      <w:r>
+        <w:rPr>
+          <w:color w:val="000000"/>
+        </w:rPr>
+        <w:t>1. play</w:t>
+      </w:r>
+    </w:p>
+    <w:p>
+      <w:pPr>
+        <w:spacing w:after="160"/>
+        <w:rPr>
+          <w:color w:val="000000"/>
+        </w:rPr>
+      </w:pPr>
+      <w:r>
+        <w:rPr>
+          <w:color w:val="000000"/>
+        </w:rPr>
+        <w:t>2. wait</w:t>
+      </w:r>
+    </w:p>
+    <w:p>
+      <w:pPr>
+        <w:spacing w:after="160"/>
+        <w:rPr>
+          <w:color w:val="000000"/>
+        </w:rPr>
+      </w:pPr>
+      <w:r>
+        <w:rPr>
+          <w:color w:val="000000"/>
+        </w:rPr>
+        <w:t>3. find</w:t>
+      </w:r>
+    </w:p>
+    <w:p>
+      <w:pPr>
+        <w:spacing w:after="160"/>
+        <w:rPr>
+          <w:color w:val="000000"/>
+        </w:rPr>
+      </w:pPr>
+      <w:r>
+        <w:rPr>
+          <w:color w:val="000000"/>
+        </w:rPr>
+        <w:t>4. drive</w:t>
+      </w:r>
+    </w:p>
+    <w:p>
+      <w:pPr>
+        <w:spacing w:after="160"/>
+        <w:rPr>
+          <w:color w:val="000000"/>
+        </w:rPr>
+      </w:pPr>
+      <w:r>
+        <w:rPr>
+          <w:color w:val="000000"/>
+        </w:rPr>
+        <w:t>5. see</w:t>
+      </w:r>
+    </w:p>
+    <w:p>
+      <w:pPr>
+        <w:spacing w:after="160"/>
+        <w:rPr>
+          <w:color w:val="000000"/>
+        </w:rPr>
+      </w:pPr>
+      <w:r>
+        <w:rPr>
+          <w:color w:val="000000"/>
+        </w:rPr>
+        <w:t>6. use</w:t>
+      </w:r>
+    </w:p>
+    <w:p>
+      <w:pPr>
+        <w:spacing w:after="160"/>
+        <w:rPr>
+          <w:color w:val="000000"/>
+        </w:rPr>
+      </w:pPr>
+      <w:r>
+        <w:rPr>
+          <w:color w:val="000000"/>
+        </w:rPr>
+        <w:t>7. come</w:t>
+      </w:r>
+    </w:p>
+    <w:p>
+      <w:pPr>
+        <w:spacing w:after="160"/>
+        <w:rPr>
+          <w:color w:val="000000"/>
+        </w:rPr>
+      </w:pPr>
+      <w:r>
+        <w:rPr>
+          <w:color w:val="000000"/>
+        </w:rPr>
+        <w:t>8. ask</w:t>
+      </w:r>
+    </w:p>
+    <w:p>
+      <w:pPr>
+        <w:spacing w:after="160"/>
+        <w:rPr>
+          <w:color w:val="000000"/>
+        </w:rPr>
+      </w:pPr>
+      <w:r>
+        <w:rPr>
+          <w:color w:val="000000"/>
+        </w:rPr>
+        <w:t>9. work</w:t>
+      </w:r>
+    </w:p>
+    <w:p>
+      <w:pPr>
+        <w:spacing w:after="160"/>
+        <w:rPr>
+          <w:color w:val="000000"/>
+        </w:rPr>
+      </w:pPr>
+      <w:r>
+        <w:rPr>
+          <w:color w:val="000000"/>
+        </w:rPr>
+        <w:t>10. speak</w:t>
       </w:r>
     </w:p>
     <w:p>
       <w:pPr>
         <w:pStyle w:val="Heading1"/>
-      </w:pPr>
-      <w:r>
-        <w:t>PHẦN 3</w:t>
-      </w:r>
-    </w:p>
-    <w:p>
-      <w:r>
-        <w:t>1. play</w:t>
-      </w:r>
-    </w:p>
-    <w:p>
-      <w:r>
-        <w:t>2. wait</w:t>
-      </w:r>
-    </w:p>
-    <w:p>
-      <w:r>
-        <w:t>3. find</w:t>
-      </w:r>
-    </w:p>
-    <w:p>
-      <w:r>
-        <w:t>4. drive</w:t>
-      </w:r>
-    </w:p>
-    <w:p>
-      <w:r>
-        <w:t>5. see</w:t>
-      </w:r>
-    </w:p>
-    <w:p>
-      <w:r>
-        <w:t>6. use</w:t>
-      </w:r>
-    </w:p>
-    <w:p>
-      <w:r>
-        <w:t>7. come</w:t>
-      </w:r>
-    </w:p>
-    <w:p>
-      <w:r>
-        <w:t>8. ask</w:t>
-      </w:r>
-    </w:p>
-    <w:p>
-      <w:r>
-        <w:t>9. work</w:t>
-      </w:r>
-    </w:p>
-    <w:p>
-      <w:r>
-        <w:t>10. speak</w:t>
+        <w:spacing w:before="240"/>
+      </w:pPr>
+      <w:r>
+        <w:t>PHẦN 4</w:t>
+      </w:r>
+    </w:p>
+    <w:p>
+      <w:pPr>
+        <w:spacing w:after="160"/>
+        <w:rPr>
+          <w:color w:val="000000"/>
+        </w:rPr>
+      </w:pPr>
+      <w:r>
+        <w:rPr>
+          <w:color w:val="000000"/>
+        </w:rPr>
+        <w:t>1. I can't swim.</w:t>
+      </w:r>
+    </w:p>
+    <w:p>
+      <w:pPr>
+        <w:spacing w:after="160"/>
+        <w:rPr>
+          <w:color w:val="000000"/>
+        </w:rPr>
+      </w:pPr>
+      <w:r>
+        <w:rPr>
+          <w:color w:val="000000"/>
+        </w:rPr>
+        <w:t>2. She can't drive.</w:t>
+      </w:r>
+    </w:p>
+    <w:p>
+      <w:pPr>
+        <w:spacing w:after="160"/>
+        <w:rPr>
+          <w:color w:val="000000"/>
+        </w:rPr>
+      </w:pPr>
+      <w:r>
+        <w:rPr>
+          <w:color w:val="000000"/>
+        </w:rPr>
+        <w:t>3. They can't hear us.</w:t>
+      </w:r>
+    </w:p>
+    <w:p>
+      <w:pPr>
+        <w:spacing w:after="160"/>
+        <w:rPr>
+          <w:color w:val="000000"/>
+        </w:rPr>
+      </w:pPr>
+      <w:r>
+        <w:rPr>
+          <w:color w:val="000000"/>
+        </w:rPr>
+        <w:t>4. Nam couldn't read at five.</w:t>
+      </w:r>
+    </w:p>
+    <w:p>
+      <w:pPr>
+        <w:spacing w:after="160"/>
+        <w:rPr>
+          <w:color w:val="000000"/>
+        </w:rPr>
+      </w:pPr>
+      <w:r>
+        <w:rPr>
+          <w:color w:val="000000"/>
+        </w:rPr>
+        <w:t>5. We couldn't see the mountain.</w:t>
+      </w:r>
+    </w:p>
+    <w:p>
+      <w:pPr>
+        <w:spacing w:after="160"/>
+        <w:rPr>
+          <w:color w:val="000000"/>
+        </w:rPr>
+      </w:pPr>
+      <w:r>
+        <w:rPr>
+          <w:color w:val="000000"/>
+        </w:rPr>
+        <w:t>6. Lan can't come tonight.</w:t>
+      </w:r>
+    </w:p>
+    <w:p>
+      <w:pPr>
+        <w:spacing w:after="160"/>
+        <w:rPr>
+          <w:color w:val="000000"/>
+        </w:rPr>
+      </w:pPr>
+      <w:r>
+        <w:rPr>
+          <w:color w:val="000000"/>
+        </w:rPr>
+        <w:t>7. He couldn't understand the lesson.</w:t>
+      </w:r>
+    </w:p>
+    <w:p>
+      <w:pPr>
+        <w:spacing w:after="160"/>
+        <w:rPr>
+          <w:color w:val="000000"/>
+        </w:rPr>
+      </w:pPr>
+      <w:r>
+        <w:rPr>
+          <w:color w:val="000000"/>
+        </w:rPr>
+        <w:t>8. You can't park here.</w:t>
+      </w:r>
+    </w:p>
+    <w:p>
+      <w:pPr>
+        <w:spacing w:after="160"/>
+        <w:rPr>
+          <w:color w:val="000000"/>
+        </w:rPr>
+      </w:pPr>
+      <w:r>
+        <w:rPr>
+          <w:color w:val="000000"/>
+        </w:rPr>
+        <w:t>9. This plan couldn't work.</w:t>
+      </w:r>
+    </w:p>
+    <w:p>
+      <w:pPr>
+        <w:spacing w:after="160"/>
+        <w:rPr>
+          <w:color w:val="000000"/>
+        </w:rPr>
+      </w:pPr>
+      <w:r>
+        <w:rPr>
+          <w:color w:val="000000"/>
+        </w:rPr>
+        <w:t>10. The baby can't walk.</w:t>
       </w:r>
     </w:p>
     <w:p>
       <w:pPr>
         <w:pStyle w:val="Heading1"/>
-      </w:pPr>
-      <w:r>
-        <w:t>PHẦN 4</w:t>
-      </w:r>
-    </w:p>
-    <w:p>
-      <w:r>
-        <w:t>1. I can't swim.</w:t>
-      </w:r>
-    </w:p>
-    <w:p>
-      <w:r>
+        <w:spacing w:before="240"/>
+      </w:pPr>
+      <w:r>
+        <w:t>PHẦN 5</w:t>
+      </w:r>
+    </w:p>
+    <w:p>
+      <w:pPr>
+        <w:spacing w:after="160"/>
+        <w:rPr>
+          <w:color w:val="000000"/>
+        </w:rPr>
+      </w:pPr>
+      <w:r>
+        <w:rPr>
+          <w:color w:val="000000"/>
+        </w:rPr>
+        <w:t>1. Can you speak English?</w:t>
+      </w:r>
+    </w:p>
+    <w:p>
+      <w:pPr>
+        <w:spacing w:after="160"/>
+        <w:rPr>
+          <w:color w:val="000000"/>
+        </w:rPr>
+      </w:pPr>
+      <w:r>
+        <w:rPr>
+          <w:color w:val="000000"/>
+        </w:rPr>
+        <w:t>2. Can Lan play the piano?</w:t>
+      </w:r>
+    </w:p>
+    <w:p>
+      <w:pPr>
+        <w:spacing w:after="160"/>
+        <w:rPr>
+          <w:color w:val="000000"/>
+        </w:rPr>
+      </w:pPr>
+      <w:r>
+        <w:rPr>
+          <w:color w:val="000000"/>
+        </w:rPr>
+        <w:t>3. Could Nam swim at six?</w:t>
+      </w:r>
+    </w:p>
+    <w:p>
+      <w:pPr>
+        <w:spacing w:after="160"/>
+        <w:rPr>
+          <w:color w:val="000000"/>
+        </w:rPr>
+      </w:pPr>
+      <w:r>
+        <w:rPr>
+          <w:color w:val="000000"/>
+        </w:rPr>
+        <w:t>4. Can they help us?</w:t>
+      </w:r>
+    </w:p>
+    <w:p>
+      <w:pPr>
+        <w:spacing w:after="160"/>
+        <w:rPr>
+          <w:color w:val="000000"/>
+        </w:rPr>
+      </w:pPr>
+      <w:r>
+        <w:rPr>
+          <w:color w:val="000000"/>
+        </w:rPr>
+        <w:t>5. Could she see the stage?</w:t>
+      </w:r>
+    </w:p>
+    <w:p>
+      <w:pPr>
+        <w:spacing w:after="160"/>
+        <w:rPr>
+          <w:color w:val="000000"/>
+        </w:rPr>
+      </w:pPr>
+      <w:r>
+        <w:rPr>
+          <w:color w:val="000000"/>
+        </w:rPr>
+        <w:t>6. Can I use this chair?</w:t>
+      </w:r>
+    </w:p>
+    <w:p>
+      <w:pPr>
+        <w:spacing w:after="160"/>
+        <w:rPr>
+          <w:color w:val="000000"/>
+        </w:rPr>
+      </w:pPr>
+      <w:r>
+        <w:rPr>
+          <w:color w:val="000000"/>
+        </w:rPr>
+        <w:t>7. Can we meet tomorrow?</w:t>
+      </w:r>
+    </w:p>
+    <w:p>
+      <w:pPr>
+        <w:spacing w:after="160"/>
+        <w:rPr>
+          <w:color w:val="000000"/>
+        </w:rPr>
+      </w:pPr>
+      <w:r>
+        <w:rPr>
+          <w:color w:val="000000"/>
+        </w:rPr>
+        <w:t>8. Could he understand you?</w:t>
+      </w:r>
+    </w:p>
+    <w:p>
+      <w:pPr>
+        <w:spacing w:after="160"/>
+        <w:rPr>
+          <w:color w:val="000000"/>
+        </w:rPr>
+      </w:pPr>
+      <w:r>
+        <w:rPr>
+          <w:color w:val="000000"/>
+        </w:rPr>
+        <w:t>9. Can your sister drive?</w:t>
+      </w:r>
+    </w:p>
+    <w:p>
+      <w:pPr>
+        <w:spacing w:after="160"/>
+        <w:rPr>
+          <w:color w:val="000000"/>
+        </w:rPr>
+      </w:pPr>
+      <w:r>
+        <w:rPr>
+          <w:color w:val="000000"/>
+        </w:rPr>
+        <w:t>10. Can this machine print photos?</w:t>
+      </w:r>
+    </w:p>
+    <w:p>
+      <w:pPr>
+        <w:pStyle w:val="Heading1"/>
+        <w:spacing w:before="240"/>
+      </w:pPr>
+      <w:r>
+        <w:t>PHẦN 6</w:t>
+      </w:r>
+    </w:p>
+    <w:p>
+      <w:pPr>
+        <w:spacing w:after="160"/>
+        <w:rPr>
+          <w:color w:val="000000"/>
+        </w:rPr>
+      </w:pPr>
+      <w:r>
+        <w:rPr>
+          <w:color w:val="000000"/>
+        </w:rPr>
+        <w:t>1. I can speak Japanese.</w:t>
+      </w:r>
+    </w:p>
+    <w:p>
+      <w:pPr>
+        <w:spacing w:after="160"/>
+        <w:rPr>
+          <w:color w:val="000000"/>
+        </w:rPr>
+      </w:pPr>
+      <w:r>
+        <w:rPr>
+          <w:color w:val="000000"/>
+        </w:rPr>
+        <w:t>2. She could read at the age of four.</w:t>
+      </w:r>
+    </w:p>
+    <w:p>
+      <w:pPr>
+        <w:spacing w:after="160"/>
+        <w:rPr>
+          <w:color w:val="000000"/>
+        </w:rPr>
+      </w:pPr>
+      <w:r>
+        <w:rPr>
+          <w:color w:val="000000"/>
+        </w:rPr>
+        <w:t>3. Could you open the window, please?</w:t>
+      </w:r>
+    </w:p>
+    <w:p>
+      <w:pPr>
+        <w:spacing w:after="160"/>
+        <w:rPr>
+          <w:color w:val="000000"/>
+        </w:rPr>
+      </w:pPr>
+      <w:r>
+        <w:rPr>
+          <w:color w:val="000000"/>
+        </w:rPr>
+        <w:t>4. Can I leave early?</w:t>
+      </w:r>
+    </w:p>
+    <w:p>
+      <w:pPr>
+        <w:spacing w:after="160"/>
+        <w:rPr>
+          <w:color w:val="000000"/>
+        </w:rPr>
+      </w:pPr>
+      <w:r>
+        <w:rPr>
+          <w:color w:val="000000"/>
+        </w:rPr>
+        <w:t>5. It could rain tonight.</w:t>
+      </w:r>
+    </w:p>
+    <w:p>
+      <w:pPr>
+        <w:spacing w:after="160"/>
+        <w:rPr>
+          <w:color w:val="000000"/>
+        </w:rPr>
+      </w:pPr>
+      <w:r>
+        <w:rPr>
+          <w:color w:val="000000"/>
+        </w:rPr>
+        <w:t>6. You could take a taxi.</w:t>
+      </w:r>
+    </w:p>
+    <w:p>
+      <w:pPr>
+        <w:spacing w:after="160"/>
+        <w:rPr>
+          <w:color w:val="000000"/>
+        </w:rPr>
+      </w:pPr>
+      <w:r>
+        <w:rPr>
+          <w:color w:val="000000"/>
+        </w:rPr>
+        <w:t>7. It can be very cold here.</w:t>
+      </w:r>
+    </w:p>
+    <w:p>
+      <w:pPr>
+        <w:spacing w:after="160"/>
+        <w:rPr>
+          <w:color w:val="000000"/>
+        </w:rPr>
+      </w:pPr>
+      <w:r>
+        <w:rPr>
+          <w:color w:val="000000"/>
+        </w:rPr>
+        <w:t>8. I couldn't hear the announcement.</w:t>
+      </w:r>
+    </w:p>
+    <w:p>
+      <w:pPr>
+        <w:spacing w:after="160"/>
+        <w:rPr>
+          <w:color w:val="000000"/>
+        </w:rPr>
+      </w:pPr>
+      <w:r>
+        <w:rPr>
+          <w:color w:val="000000"/>
+        </w:rPr>
+        <w:t>9. Can you help me carry this box?</w:t>
+      </w:r>
+    </w:p>
+    <w:p>
+      <w:pPr>
+        <w:spacing w:after="160"/>
+        <w:rPr>
+          <w:color w:val="000000"/>
+        </w:rPr>
+      </w:pPr>
+      <w:r>
+        <w:rPr>
+          <w:color w:val="000000"/>
+        </w:rPr>
+        <w:t>10. Could I borrow this book?</w:t>
+      </w:r>
+    </w:p>
+    <w:p>
+      <w:pPr>
+        <w:pStyle w:val="Heading1"/>
+        <w:spacing w:before="240"/>
+      </w:pPr>
+      <w:r>
+        <w:t>PHẦN 7</w:t>
+      </w:r>
+    </w:p>
+    <w:p>
+      <w:pPr>
+        <w:spacing w:after="160"/>
+        <w:rPr>
+          <w:color w:val="000000"/>
+        </w:rPr>
+      </w:pPr>
+      <w:r>
+        <w:rPr>
+          <w:color w:val="000000"/>
+        </w:rPr>
+        <w:t>1. She can swim very well.</w:t>
+      </w:r>
+    </w:p>
+    <w:p>
+      <w:pPr>
+        <w:spacing w:after="160"/>
+        <w:rPr>
+          <w:color w:val="000000"/>
+        </w:rPr>
+      </w:pPr>
+      <w:r>
+        <w:rPr>
+          <w:color w:val="000000"/>
+        </w:rPr>
+        <w:t>2. He can't drive.</w:t>
+      </w:r>
+    </w:p>
+    <w:p>
+      <w:pPr>
+        <w:spacing w:after="160"/>
+        <w:rPr>
+          <w:color w:val="000000"/>
+        </w:rPr>
+      </w:pPr>
+      <w:r>
+        <w:rPr>
+          <w:color w:val="000000"/>
+        </w:rPr>
+        <w:t>3. I can help you.</w:t>
+      </w:r>
+    </w:p>
+    <w:p>
+      <w:pPr>
+        <w:spacing w:after="160"/>
+        <w:rPr>
+          <w:color w:val="000000"/>
+        </w:rPr>
+      </w:pPr>
+      <w:r>
+        <w:rPr>
+          <w:color w:val="000000"/>
+        </w:rPr>
+        <w:t>4. Could you read at five?</w:t>
+      </w:r>
+    </w:p>
+    <w:p>
+      <w:pPr>
+        <w:spacing w:after="160"/>
+        <w:rPr>
+          <w:color w:val="000000"/>
+        </w:rPr>
+      </w:pPr>
+      <w:r>
+        <w:rPr>
+          <w:color w:val="000000"/>
+        </w:rPr>
+        <w:t>5. Could you wait here?</w:t>
+      </w:r>
+    </w:p>
+    <w:p>
+      <w:pPr>
+        <w:spacing w:after="160"/>
+        <w:rPr>
+          <w:color w:val="000000"/>
+        </w:rPr>
+      </w:pPr>
+      <w:r>
+        <w:rPr>
+          <w:color w:val="000000"/>
+        </w:rPr>
+        <w:t>6. Can she speak English?</w:t>
+      </w:r>
+    </w:p>
+    <w:p>
+      <w:pPr>
+        <w:spacing w:after="160"/>
+        <w:rPr>
+          <w:color w:val="000000"/>
+        </w:rPr>
+      </w:pPr>
+      <w:r>
+        <w:rPr>
+          <w:color w:val="000000"/>
+        </w:rPr>
+        <w:t>7. We couldn't find the station.</w:t>
+      </w:r>
+    </w:p>
+    <w:p>
+      <w:pPr>
+        <w:spacing w:after="160"/>
+        <w:rPr>
+          <w:color w:val="000000"/>
+        </w:rPr>
+      </w:pPr>
+      <w:r>
+        <w:rPr>
+          <w:color w:val="000000"/>
+        </w:rPr>
+        <w:t>8. He can play chess.</w:t>
+      </w:r>
+    </w:p>
+    <w:p>
+      <w:pPr>
+        <w:spacing w:after="160"/>
+        <w:rPr>
+          <w:color w:val="000000"/>
+        </w:rPr>
+      </w:pPr>
+      <w:r>
+        <w:rPr>
+          <w:color w:val="000000"/>
+        </w:rPr>
+        <w:t>9. Could I leave? – Yes, you can.</w:t>
+      </w:r>
+    </w:p>
+    <w:p>
+      <w:pPr>
+        <w:spacing w:after="160"/>
+        <w:rPr>
+          <w:color w:val="000000"/>
+        </w:rPr>
+      </w:pPr>
+      <w:r>
+        <w:rPr>
+          <w:color w:val="000000"/>
+        </w:rPr>
+        <w:t>10. It could rain later.</w:t>
+      </w:r>
+    </w:p>
+    <w:p>
+      <w:pPr>
+        <w:pStyle w:val="Heading1"/>
+        <w:spacing w:before="240"/>
+      </w:pPr>
+      <w:r>
+        <w:t>PHẦN 8</w:t>
+      </w:r>
+    </w:p>
+    <w:p>
+      <w:pPr>
+        <w:spacing w:after="160"/>
+        <w:rPr>
+          <w:color w:val="000000"/>
+        </w:rPr>
+      </w:pPr>
+      <w:r>
+        <w:rPr>
+          <w:color w:val="000000"/>
+        </w:rPr>
+        <w:t>1. I can speak English.</w:t>
+      </w:r>
+    </w:p>
+    <w:p>
+      <w:pPr>
+        <w:spacing w:after="160"/>
+        <w:rPr>
+          <w:color w:val="000000"/>
+        </w:rPr>
+      </w:pPr>
+      <w:r>
+        <w:rPr>
+          <w:color w:val="000000"/>
+        </w:rPr>
         <w:t>2. She can't drive.</w:t>
       </w:r>
     </w:p>
     <w:p>
-      <w:r>
-        <w:t>3. They can't hear us.</w:t>
-      </w:r>
-    </w:p>
-    <w:p>
-      <w:r>
-        <w:t>4. Nam couldn't read at five.</w:t>
-      </w:r>
-    </w:p>
-    <w:p>
-      <w:r>
-        <w:t>5. We couldn't see the mountain.</w:t>
-      </w:r>
-    </w:p>
-    <w:p>
-      <w:r>
-        <w:t>6. Lan can't come tonight.</w:t>
-      </w:r>
-    </w:p>
-    <w:p>
-      <w:r>
-        <w:t>7. He couldn't understand the lesson.</w:t>
-      </w:r>
-    </w:p>
-    <w:p>
-      <w:r>
-        <w:t>8. You can't park here.</w:t>
-      </w:r>
-    </w:p>
-    <w:p>
-      <w:r>
-        <w:t>9. This plan couldn't work.</w:t>
-      </w:r>
-    </w:p>
-    <w:p>
-      <w:r>
-        <w:t>10. The baby can't walk.</w:t>
+      <w:pPr>
+        <w:spacing w:after="160"/>
+        <w:rPr>
+          <w:color w:val="000000"/>
+        </w:rPr>
+      </w:pPr>
+      <w:r>
+        <w:rPr>
+          <w:color w:val="000000"/>
+        </w:rPr>
+        <w:t>3. Nam could read when he was five.</w:t>
+      </w:r>
+    </w:p>
+    <w:p>
+      <w:pPr>
+        <w:spacing w:after="160"/>
+        <w:rPr>
+          <w:color w:val="000000"/>
+        </w:rPr>
+      </w:pPr>
+      <w:r>
+        <w:rPr>
+          <w:color w:val="000000"/>
+        </w:rPr>
+        <w:t>4. We couldn't see the stars last night.</w:t>
+      </w:r>
+    </w:p>
+    <w:p>
+      <w:pPr>
+        <w:spacing w:after="160"/>
+        <w:rPr>
+          <w:color w:val="000000"/>
+        </w:rPr>
+      </w:pPr>
+      <w:r>
+        <w:rPr>
+          <w:color w:val="000000"/>
+        </w:rPr>
+        <w:t>5. Can/Could you help me?</w:t>
+      </w:r>
+    </w:p>
+    <w:p>
+      <w:pPr>
+        <w:spacing w:after="160"/>
+        <w:rPr>
+          <w:color w:val="000000"/>
+        </w:rPr>
+      </w:pPr>
+      <w:r>
+        <w:rPr>
+          <w:color w:val="000000"/>
+        </w:rPr>
+        <w:t>6. Can I sit here?</w:t>
+      </w:r>
+    </w:p>
+    <w:p>
+      <w:pPr>
+        <w:spacing w:after="160"/>
+        <w:rPr>
+          <w:color w:val="000000"/>
+        </w:rPr>
+      </w:pPr>
+      <w:r>
+        <w:rPr>
+          <w:color w:val="000000"/>
+        </w:rPr>
+        <w:t>7. Could you speak more slowly?</w:t>
+      </w:r>
+    </w:p>
+    <w:p>
+      <w:pPr>
+        <w:spacing w:after="160"/>
+        <w:rPr>
+          <w:color w:val="000000"/>
+        </w:rPr>
+      </w:pPr>
+      <w:r>
+        <w:rPr>
+          <w:color w:val="000000"/>
+        </w:rPr>
+        <w:t>8. It could rain tonight.</w:t>
+      </w:r>
+    </w:p>
+    <w:p>
+      <w:pPr>
+        <w:spacing w:after="160"/>
+        <w:rPr>
+          <w:color w:val="000000"/>
+        </w:rPr>
+      </w:pPr>
+      <w:r>
+        <w:rPr>
+          <w:color w:val="000000"/>
+        </w:rPr>
+        <w:t>9. You could try restarting the computer.</w:t>
+      </w:r>
+    </w:p>
+    <w:p>
+      <w:pPr>
+        <w:spacing w:after="160"/>
+        <w:rPr>
+          <w:color w:val="000000"/>
+        </w:rPr>
+      </w:pPr>
+      <w:r>
+        <w:rPr>
+          <w:color w:val="000000"/>
+        </w:rPr>
+        <w:t>10. Driving at night can be dangerous.</w:t>
       </w:r>
     </w:p>
     <w:p>
       <w:pPr>
         <w:pStyle w:val="Heading1"/>
-      </w:pPr>
-      <w:r>
-        <w:t>PHẦN 5</w:t>
-      </w:r>
-    </w:p>
-    <w:p>
-      <w:r>
-        <w:t>1. Can you speak English?</w:t>
-      </w:r>
-    </w:p>
-    <w:p>
-      <w:r>
-        <w:t>2. Can Lan play the piano?</w:t>
-      </w:r>
-    </w:p>
-    <w:p>
-      <w:r>
-        <w:t>3. Could Nam swim at six?</w:t>
-      </w:r>
-    </w:p>
-    <w:p>
-      <w:r>
-        <w:t>4. Can they help us?</w:t>
-      </w:r>
-    </w:p>
-    <w:p>
-      <w:r>
-        <w:t>5. Could she see the stage?</w:t>
-      </w:r>
-    </w:p>
-    <w:p>
-      <w:r>
-        <w:t>6. Can I use this chair?</w:t>
-      </w:r>
-    </w:p>
-    <w:p>
-      <w:r>
-        <w:t>7. Can we meet tomorrow?</w:t>
-      </w:r>
-    </w:p>
-    <w:p>
-      <w:r>
-        <w:t>8. Could he understand you?</w:t>
-      </w:r>
-    </w:p>
-    <w:p>
-      <w:r>
-        <w:t>9. Can your sister drive?</w:t>
-      </w:r>
-    </w:p>
-    <w:p>
-      <w:r>
-        <w:t>10. Can this machine print photos?</w:t>
+        <w:spacing w:before="240"/>
+      </w:pPr>
+      <w:r>
+        <w:t>PHẦN 9</w:t>
+      </w:r>
+    </w:p>
+    <w:p>
+      <w:pPr>
+        <w:spacing w:after="160"/>
+        <w:rPr>
+          <w:color w:val="000000"/>
+        </w:rPr>
+      </w:pPr>
+      <w:r>
+        <w:rPr>
+          <w:color w:val="000000"/>
+        </w:rPr>
+        <w:t>1. Three languages.</w:t>
+      </w:r>
+    </w:p>
+    <w:p>
+      <w:pPr>
+        <w:spacing w:after="160"/>
+        <w:rPr>
+          <w:color w:val="000000"/>
+        </w:rPr>
+      </w:pPr>
+      <w:r>
+        <w:rPr>
+          <w:color w:val="000000"/>
+        </w:rPr>
+        <w:t>2. She could read simple English books.</w:t>
+      </w:r>
+    </w:p>
+    <w:p>
+      <w:pPr>
+        <w:spacing w:after="160"/>
+        <w:rPr>
+          <w:color w:val="000000"/>
+        </w:rPr>
+      </w:pPr>
+      <w:r>
+        <w:rPr>
+          <w:color w:val="000000"/>
+        </w:rPr>
+        <w:t>3. No, she couldn't.</w:t>
+      </w:r>
+    </w:p>
+    <w:p>
+      <w:pPr>
+        <w:spacing w:after="160"/>
+        <w:rPr>
+          <w:color w:val="000000"/>
+        </w:rPr>
+      </w:pPr>
+      <w:r>
+        <w:rPr>
+          <w:color w:val="000000"/>
+        </w:rPr>
+        <w:t>4. At a hotel.</w:t>
+      </w:r>
+    </w:p>
+    <w:p>
+      <w:pPr>
+        <w:spacing w:after="160"/>
+        <w:rPr>
+          <w:color w:val="000000"/>
+        </w:rPr>
+      </w:pPr>
+      <w:r>
+        <w:rPr>
+          <w:color w:val="000000"/>
+        </w:rPr>
+        <w:t>5. Foreign guests.</w:t>
+      </w:r>
+    </w:p>
+    <w:p>
+      <w:pPr>
+        <w:spacing w:after="160"/>
+        <w:rPr>
+          <w:color w:val="000000"/>
+        </w:rPr>
+      </w:pPr>
+      <w:r>
+        <w:rPr>
+          <w:color w:val="000000"/>
+        </w:rPr>
+        <w:t>6. The train station.</w:t>
+      </w:r>
+    </w:p>
+    <w:p>
+      <w:pPr>
+        <w:spacing w:after="160"/>
+        <w:rPr>
+          <w:color w:val="000000"/>
+        </w:rPr>
+      </w:pPr>
+      <w:r>
+        <w:rPr>
+          <w:color w:val="000000"/>
+        </w:rPr>
+        <w:t>7. No, she couldn't.</w:t>
+      </w:r>
+    </w:p>
+    <w:p>
+      <w:pPr>
+        <w:spacing w:after="160"/>
+        <w:rPr>
+          <w:color w:val="000000"/>
+        </w:rPr>
+      </w:pPr>
+      <w:r>
+        <w:rPr>
+          <w:color w:val="000000"/>
+        </w:rPr>
+        <w:t>8. She showed him the route on a map.</w:t>
+      </w:r>
+    </w:p>
+    <w:p>
+      <w:pPr>
+        <w:spacing w:after="160"/>
+        <w:rPr>
+          <w:color w:val="000000"/>
+        </w:rPr>
+      </w:pPr>
+      <w:r>
+        <w:rPr>
+          <w:color w:val="000000"/>
+        </w:rPr>
+        <w:t>9. “Could you write the address for me?”</w:t>
+      </w:r>
+    </w:p>
+    <w:p>
+      <w:pPr>
+        <w:spacing w:after="160"/>
+        <w:rPr>
+          <w:color w:val="000000"/>
+        </w:rPr>
+      </w:pPr>
+      <w:r>
+        <w:rPr>
+          <w:color w:val="000000"/>
+        </w:rPr>
+        <w:t>10. Yes, she did.</w:t>
       </w:r>
     </w:p>
     <w:p>
       <w:pPr>
         <w:pStyle w:val="Heading1"/>
-      </w:pPr>
-      <w:r>
-        <w:t>PHẦN 6</w:t>
-      </w:r>
-    </w:p>
-    <w:p>
-      <w:r>
-        <w:t>1. I can speak Japanese.</w:t>
-      </w:r>
-    </w:p>
-    <w:p>
-      <w:r>
-        <w:t>2. She could read at the age of four.</w:t>
-      </w:r>
-    </w:p>
-    <w:p>
-      <w:r>
-        <w:t>3. Could you open the window, please?</w:t>
-      </w:r>
-    </w:p>
-    <w:p>
-      <w:r>
-        <w:t>4. Can I leave early?</w:t>
-      </w:r>
-    </w:p>
-    <w:p>
-      <w:r>
-        <w:t>5. It could rain tonight.</w:t>
-      </w:r>
-    </w:p>
-    <w:p>
-      <w:r>
-        <w:t>6. You could take a taxi.</w:t>
-      </w:r>
-    </w:p>
-    <w:p>
-      <w:r>
-        <w:t>7. It can be very cold here.</w:t>
-      </w:r>
-    </w:p>
-    <w:p>
-      <w:r>
-        <w:t>8. I couldn't hear the announcement.</w:t>
-      </w:r>
-    </w:p>
-    <w:p>
-      <w:r>
-        <w:t>9. Can you help me carry this box?</w:t>
-      </w:r>
-    </w:p>
-    <w:p>
-      <w:r>
-        <w:t>10. Could I borrow this book?</w:t>
-      </w:r>
-    </w:p>
-    <w:p>
-      <w:pPr>
-        <w:pStyle w:val="Heading1"/>
-      </w:pPr>
-      <w:r>
-        <w:t>PHẦN 7</w:t>
-      </w:r>
-    </w:p>
-    <w:p>
-      <w:r>
-        <w:t>1. She can swim very well.</w:t>
-      </w:r>
-    </w:p>
-    <w:p>
-      <w:r>
-        <w:t>2. He can't drive.</w:t>
-      </w:r>
-    </w:p>
-    <w:p>
-      <w:r>
-        <w:t>3. I can help you.</w:t>
-      </w:r>
-    </w:p>
-    <w:p>
-      <w:r>
-        <w:t>4. Could you read at five?</w:t>
-      </w:r>
-    </w:p>
-    <w:p>
-      <w:r>
-        <w:t>5. Could you wait here?</w:t>
-      </w:r>
-    </w:p>
-    <w:p>
-      <w:r>
-        <w:t>6. Can she speak English?</w:t>
-      </w:r>
-    </w:p>
-    <w:p>
-      <w:r>
-        <w:t>7. We couldn't find the station.</w:t>
-      </w:r>
-    </w:p>
-    <w:p>
-      <w:r>
-        <w:t>8. He can play chess.</w:t>
-      </w:r>
-    </w:p>
-    <w:p>
-      <w:r>
-        <w:t>9. Could I leave? – Yes, you can.</w:t>
-      </w:r>
-    </w:p>
-    <w:p>
-      <w:r>
-        <w:t>10. It could rain later.</w:t>
-      </w:r>
-    </w:p>
-    <w:p>
-      <w:pPr>
-        <w:pStyle w:val="Heading1"/>
-      </w:pPr>
-      <w:r>
-        <w:t>PHẦN 8</w:t>
-      </w:r>
-    </w:p>
-    <w:p>
-      <w:r>
-        <w:t>1. I can speak English.</w:t>
-      </w:r>
-    </w:p>
-    <w:p>
-      <w:r>
+        <w:spacing w:before="240"/>
+      </w:pPr>
+      <w:r>
+        <w:t>PHẦN 10</w:t>
+      </w:r>
+    </w:p>
+    <w:p>
+      <w:pPr>
+        <w:spacing w:after="160"/>
+        <w:rPr>
+          <w:color w:val="000000"/>
+        </w:rPr>
+      </w:pPr>
+      <w:r>
+        <w:rPr>
+          <w:color w:val="000000"/>
+        </w:rPr>
+        <w:t>1. I can swim.</w:t>
+      </w:r>
+    </w:p>
+    <w:p>
+      <w:pPr>
+        <w:spacing w:after="160"/>
+        <w:rPr>
+          <w:color w:val="000000"/>
+        </w:rPr>
+      </w:pPr>
+      <w:r>
+        <w:rPr>
+          <w:color w:val="000000"/>
+        </w:rPr>
         <w:t>2. She can't drive.</w:t>
       </w:r>
     </w:p>
     <w:p>
-      <w:r>
-        <w:t>3. Nam could read when he was five.</w:t>
-      </w:r>
-    </w:p>
-    <w:p>
-      <w:r>
-        <w:t>4. We couldn't see the stars last night.</w:t>
-      </w:r>
-    </w:p>
-    <w:p>
-      <w:r>
-        <w:t>5. Can/Could you help me?</w:t>
-      </w:r>
-    </w:p>
-    <w:p>
-      <w:r>
+      <w:pPr>
+        <w:spacing w:after="160"/>
+        <w:rPr>
+          <w:color w:val="000000"/>
+        </w:rPr>
+      </w:pPr>
+      <w:r>
+        <w:rPr>
+          <w:color w:val="000000"/>
+        </w:rPr>
+        <w:t>3. Nam could read at five.</w:t>
+      </w:r>
+    </w:p>
+    <w:p>
+      <w:pPr>
+        <w:spacing w:after="160"/>
+        <w:rPr>
+          <w:color w:val="000000"/>
+        </w:rPr>
+      </w:pPr>
+      <w:r>
+        <w:rPr>
+          <w:color w:val="000000"/>
+        </w:rPr>
+        <w:t>4. We couldn't see the stars.</w:t>
+      </w:r>
+    </w:p>
+    <w:p>
+      <w:pPr>
+        <w:spacing w:after="160"/>
+        <w:rPr>
+          <w:color w:val="000000"/>
+        </w:rPr>
+      </w:pPr>
+      <w:r>
+        <w:rPr>
+          <w:color w:val="000000"/>
+        </w:rPr>
+        <w:t>5. Could you help me?</w:t>
+      </w:r>
+    </w:p>
+    <w:p>
+      <w:pPr>
+        <w:spacing w:after="160"/>
+        <w:rPr>
+          <w:color w:val="000000"/>
+        </w:rPr>
+      </w:pPr>
+      <w:r>
+        <w:rPr>
+          <w:color w:val="000000"/>
+        </w:rPr>
         <w:t>6. Can I sit here?</w:t>
       </w:r>
     </w:p>
     <w:p>
-      <w:r>
-        <w:t>7. Could you speak more slowly?</w:t>
-      </w:r>
-    </w:p>
-    <w:p>
-      <w:r>
+      <w:pPr>
+        <w:spacing w:after="160"/>
+        <w:rPr>
+          <w:color w:val="000000"/>
+        </w:rPr>
+      </w:pPr>
+      <w:r>
+        <w:rPr>
+          <w:color w:val="000000"/>
+        </w:rPr>
+        <w:t>7. Could you speak slowly?</w:t>
+      </w:r>
+    </w:p>
+    <w:p>
+      <w:pPr>
+        <w:spacing w:after="160"/>
+        <w:rPr>
+          <w:color w:val="000000"/>
+        </w:rPr>
+      </w:pPr>
+      <w:r>
+        <w:rPr>
+          <w:color w:val="000000"/>
+        </w:rPr>
         <w:t>8. It could rain tonight.</w:t>
       </w:r>
     </w:p>
     <w:p>
-      <w:r>
-        <w:t>9. You could try restarting the computer.</w:t>
-      </w:r>
-    </w:p>
-    <w:p>
-      <w:r>
+      <w:pPr>
+        <w:spacing w:after="160"/>
+        <w:rPr>
+          <w:color w:val="000000"/>
+        </w:rPr>
+      </w:pPr>
+      <w:r>
+        <w:rPr>
+          <w:color w:val="000000"/>
+        </w:rPr>
+        <w:t>9. You could try again.</w:t>
+      </w:r>
+    </w:p>
+    <w:p>
+      <w:pPr>
+        <w:spacing w:after="160"/>
+        <w:rPr>
+          <w:color w:val="000000"/>
+        </w:rPr>
+      </w:pPr>
+      <w:r>
+        <w:rPr>
+          <w:color w:val="000000"/>
+        </w:rPr>
         <w:t>10. Driving at night can be dangerous.</w:t>
       </w:r>
     </w:p>
     <w:p>
       <w:pPr>
-        <w:pStyle w:val="Heading1"/>
-      </w:pPr>
-      <w:r>
-        <w:t>PHẦN 9</w:t>
-      </w:r>
-    </w:p>
-    <w:p>
-      <w:r>
-        <w:t>1. Three languages.</w:t>
-      </w:r>
-    </w:p>
-    <w:p>
-      <w:r>
-        <w:t>2. She could read simple English books.</w:t>
-      </w:r>
-    </w:p>
-    <w:p>
-      <w:r>
-        <w:t>3. No, she couldn't.</w:t>
-      </w:r>
-    </w:p>
-    <w:p>
-      <w:r>
-        <w:t>4. At a hotel.</w:t>
-      </w:r>
-    </w:p>
-    <w:p>
-      <w:r>
-        <w:t>5. Foreign guests.</w:t>
-      </w:r>
-    </w:p>
-    <w:p>
-      <w:r>
-        <w:t>6. The train station.</w:t>
-      </w:r>
-    </w:p>
-    <w:p>
-      <w:r>
-        <w:t>7. No, she couldn't.</w:t>
-      </w:r>
-    </w:p>
-    <w:p>
-      <w:r>
-        <w:t>8. She showed him the route on a map.</w:t>
-      </w:r>
-    </w:p>
-    <w:p>
-      <w:r>
-        <w:t>9. “Could you write the address for me?”</w:t>
-      </w:r>
-    </w:p>
-    <w:p>
-      <w:r>
-        <w:t>10. Yes, she did.</w:t>
-      </w:r>
-    </w:p>
-    <w:p>
-      <w:pPr>
-        <w:pStyle w:val="Heading1"/>
-      </w:pPr>
-      <w:r>
-        <w:t>PHẦN 10</w:t>
-      </w:r>
-    </w:p>
-    <w:p>
-      <w:r>
-        <w:t>1. I can swim.</w:t>
-      </w:r>
-    </w:p>
-    <w:p>
-      <w:r>
-        <w:t>2. She can't drive.</w:t>
-      </w:r>
-    </w:p>
-    <w:p>
-      <w:r>
-        <w:t>3. Nam could read at five.</w:t>
-      </w:r>
-    </w:p>
-    <w:p>
-      <w:r>
-        <w:t>4. We couldn't see the stars.</w:t>
-      </w:r>
-    </w:p>
-    <w:p>
-      <w:r>
-        <w:t>5. Could you help me?</w:t>
-      </w:r>
-    </w:p>
-    <w:p>
-      <w:r>
-        <w:t>6. Can I sit here?</w:t>
-      </w:r>
-    </w:p>
-    <w:p>
-      <w:r>
-        <w:t>7. Could you speak slowly?</w:t>
-      </w:r>
-    </w:p>
-    <w:p>
-      <w:r>
-        <w:t>8. It could rain tonight.</w:t>
-      </w:r>
-    </w:p>
-    <w:p>
-      <w:r>
-        <w:t>9. You could try again.</w:t>
-      </w:r>
-    </w:p>
-    <w:p>
-      <w:r>
-        <w:t>10. Driving at night can be dangerous.</w:t>
-      </w:r>
-    </w:p>
-    <w:p/>
+        <w:rPr>
+          <w:color w:val="000000"/>
+        </w:rPr>
+      </w:pPr>
+    </w:p>
     <w:sectPr>
       <w:pgSz w:w="12240" w:h="15840"/>
       <w:pgMar w:top="850" w:right="1134" w:bottom="850" w:left="1134" w:header="720" w:footer="720" w:gutter="0"/>
